--- a/doc/Viet_reserve_Plan_Doc_v0.1.docx
+++ b/doc/Viet_reserve_Plan_Doc_v0.1.docx
@@ -749,7 +749,7 @@
         <w:rPr>
           <w:rtl w:val="0"/>
         </w:rPr>
-        <w:t xml:space="preserve">1.2 기획 배경 (1.2 Planning Background)</w:t>
+        <w:t xml:space="preserve">1.2 프로젝트 배경 (1.2 Planning Background)</w:t>
       </w:r>
     </w:p>
     <w:p>
@@ -901,7 +901,7 @@
         <w:rPr>
           <w:rtl w:val="0"/>
         </w:rPr>
-        <w:t xml:space="preserve">1.3 기획 목적 (1.3 Project Goals)</w:t>
+        <w:t xml:space="preserve">1.3 프로젝트 목적 (1.3 Project Goals)</w:t>
       </w:r>
     </w:p>
     <w:p>
@@ -1237,7 +1237,7 @@
                 <w:szCs w:val="17"/>
                 <w:rtl w:val="0"/>
               </w:rPr>
-              <w:t xml:space="preserve">식당을 찾고 예약하는 현지 고객 및 관광객 (Local residents and tourists who search for and reserve restaurants)</w:t>
+              <w:t xml:space="preserve">베트남 현지에서 식당을 찾고 예약하는 고객 (Local residents in Vietnam who search for and reserve restaurants)</w:t>
             </w:r>
             <w:r>
               <w:rPr>
@@ -2981,7 +2981,7 @@
         <w:rPr>
           <w:rtl w:val="0"/>
         </w:rPr>
-        <w:t xml:space="preserve">목록 페이지 상단에는 날짜·인원 선택과 정렬, 가격대, 음식 종류, 특별 혜택 등의 필터를 제공해 결과를 더 세부적으로 좁힌다.</w:t>
+        <w:t xml:space="preserve">목록 페이지 상단에는 정렬, 지역, 가격대, 음식 종류, 예약 가능 여부, 특별 혜택 필터를 제공해 결과를 더 세부적으로 좁힌다.</w:t>
       </w:r>
     </w:p>
     <w:p>
@@ -2992,7 +2992,7 @@
         <w:rPr>
           <w:rtl w:val="0"/>
         </w:rPr>
-        <w:t xml:space="preserve">On the list page, provide date/party size, sorting, price range, cuisine, and special benefit filters to refine the results.</w:t>
+        <w:t xml:space="preserve">On the list page, provide sorting, city, price range, cuisine, reservation availability, and special benefit filters to refine the results.</w:t>
       </w:r>
     </w:p>
     <w:p>
@@ -3003,7 +3003,7 @@
         <w:rPr>
           <w:rtl w:val="0"/>
         </w:rPr>
-        <w:t xml:space="preserve">홈에서 여러 영역을 동시에 조합하지 않는다. 세부 조건의 조합은 목록 페이지의 필터에서 처리한다.</w:t>
+        <w:t xml:space="preserve">홈에서는 하나의 빠른 검색 기준만 선택한다. 세부 조건의 조합은 목록 페이지의 필터에서 처리한다. 날짜와 인원은 예약 화면에서 선택한다.</w:t>
       </w:r>
     </w:p>
     <w:p>
@@ -3014,7 +3014,7 @@
         <w:rPr>
           <w:rtl w:val="0"/>
         </w:rPr>
-        <w:t xml:space="preserve">Do not combine multiple home areas at once. Combine detailed conditions through filters on the list page.</w:t>
+        <w:t xml:space="preserve">Choose one Quick Search criterion on Home. Combine detailed conditions on the list page. Select date and party size on the reservation screen.</w:t>
       </w:r>
     </w:p>
     <w:p>
@@ -9846,7 +9846,7 @@
         <w:pageBreakBefore w:val="0"/>
         <w:widowControl w:val="1"/>
         <w:numPr>
-          <w:ilvl w:val="1"/>
+          <w:ilvl w:val="0"/>
           <w:numId w:val="2"/>
         </w:numPr>
         <w:pBdr>
@@ -9858,36 +9858,9 @@
         </w:pBdr>
         <w:shd w:fill="auto" w:val="clear"/>
         <w:spacing w:after="0" w:before="0" w:line="283" w:lineRule="auto"/>
-        <w:ind w:right="0"/>
+        <w:ind w:left="360" w:right="0" w:hanging="360"/>
         <w:jc w:val="left"/>
-        <w:rPr>
-          <w:rPrChange w:author="pham Lam" w:id="0" w:date="2026-07-16T06:41:33Z">
-            <w:rPr/>
-          </w:rPrChange>
-        </w:rPr>
-        <w:pPrChange w:author="pham Lam" w:id="0" w:date="2026-07-16T06:41:33Z">
-          <w:pPr>
-            <w:keepNext w:val="0"/>
-            <w:keepLines w:val="0"/>
-            <w:pageBreakBefore w:val="0"/>
-            <w:widowControl w:val="1"/>
-            <w:numPr>
-              <w:ilvl w:val="0"/>
-              <w:numId w:val="2"/>
-            </w:numPr>
-            <w:pBdr>
-              <w:top w:space="0" w:sz="0" w:val="nil"/>
-              <w:left w:space="0" w:sz="0" w:val="nil"/>
-              <w:bottom w:space="0" w:sz="0" w:val="nil"/>
-              <w:right w:space="0" w:sz="0" w:val="nil"/>
-              <w:between w:space="0" w:sz="0" w:val="nil"/>
-            </w:pBdr>
-            <w:shd w:fill="auto" w:val="clear"/>
-            <w:spacing w:after="0" w:before="0" w:line="283" w:lineRule="auto"/>
-            <w:ind w:left="360" w:right="0" w:hanging="360"/>
-            <w:jc w:val="left"/>
-          </w:pPr>
-        </w:pPrChange>
+        <w:rPr/>
       </w:pPr>
       <w:r>
         <w:rPr>
@@ -10035,6 +10008,2638 @@
         </w:rPr>
         <w:t xml:space="preserve">Google Maps, POS/KDS, 결제 연동의 우선순위 (Priority of Google Maps, POS/KDS, and payment integrations)</w:t>
       </w:r>
+    </w:p>
+    <w:p>
+      <w:pPr>
+        <w:pStyle w:val="Heading1"/>
+        <w:rPr/>
+      </w:pPr>
+      <w:bookmarkStart w:colFirst="0" w:colLast="0" w:name="_e53r8xwq44kx" w:id="2"/>
+      <w:bookmarkEnd w:id="2"/>
+      <w:r>
+        <w:rPr>
+          <w:rtl w:val="0"/>
+        </w:rPr>
+        <w:t xml:space="preserve">11. 검색 및 빠른 필터링 로직 (11. Search and Quick Filtering Logic)</w:t>
+      </w:r>
+    </w:p>
+    <w:p>
+      <w:pPr>
+        <w:keepNext w:val="0"/>
+        <w:keepLines w:val="0"/>
+        <w:pageBreakBefore w:val="0"/>
+        <w:widowControl w:val="1"/>
+        <w:pBdr>
+          <w:top w:space="0" w:sz="0" w:val="nil"/>
+          <w:left w:space="0" w:sz="0" w:val="nil"/>
+          <w:bottom w:space="0" w:sz="0" w:val="nil"/>
+          <w:right w:space="0" w:sz="0" w:val="nil"/>
+          <w:between w:space="0" w:sz="0" w:val="nil"/>
+        </w:pBdr>
+        <w:shd w:fill="auto" w:val="clear"/>
+        <w:spacing w:after="100" w:before="0" w:line="283" w:lineRule="auto"/>
+        <w:ind w:right="0"/>
+        <w:jc w:val="left"/>
+        <w:rPr/>
+      </w:pPr>
+      <w:r>
+        <w:rPr>
+          <w:rtl w:val="0"/>
+        </w:rPr>
+        <w:t xml:space="preserve">검색창은 식당명, 도시·지역, 음식 종류, 식당 태그를 대상으로 검색한다. 입력어와 해당 정보를 비교해 관련 식당 목록을 보여준다. (The search bar matches restaurant names, cities/areas, cuisines, and restaurant tags to show relevant restaurant results.)</w:t>
+      </w:r>
+    </w:p>
+    <w:p>
+      <w:pPr>
+        <w:keepNext w:val="0"/>
+        <w:keepLines w:val="0"/>
+        <w:pageBreakBefore w:val="0"/>
+        <w:widowControl w:val="1"/>
+        <w:pBdr>
+          <w:top w:space="0" w:sz="0" w:val="nil"/>
+          <w:left w:space="0" w:sz="0" w:val="nil"/>
+          <w:bottom w:space="0" w:sz="0" w:val="nil"/>
+          <w:right w:space="0" w:sz="0" w:val="nil"/>
+          <w:between w:space="0" w:sz="0" w:val="nil"/>
+        </w:pBdr>
+        <w:shd w:fill="auto" w:val="clear"/>
+        <w:spacing w:after="100" w:before="0" w:line="283" w:lineRule="auto"/>
+        <w:ind w:right="0"/>
+        <w:jc w:val="left"/>
+        <w:rPr/>
+      </w:pPr>
+      <w:r>
+        <w:rPr>
+          <w:rtl w:val="0"/>
+        </w:rPr>
+        <w:t xml:space="preserve">홈의 특별 카테고리는 하나의 미리 정의된 태그를 적용하는 빠른 필터링 검색이다. 예: 미쉐린 선택 시 미쉐린 태그 식당 목록으로 바로 이동한다. (Special Categories on Home are quick filters that apply one predefined tag. For example, Michelin opens the list of Michelin-tagged restaurants.)</w:t>
+      </w:r>
+    </w:p>
+    <w:p>
+      <w:pPr>
+        <w:keepNext w:val="0"/>
+        <w:keepLines w:val="0"/>
+        <w:pageBreakBefore w:val="0"/>
+        <w:widowControl w:val="1"/>
+        <w:pBdr>
+          <w:top w:space="0" w:sz="0" w:val="nil"/>
+          <w:left w:space="0" w:sz="0" w:val="nil"/>
+          <w:bottom w:space="0" w:sz="0" w:val="nil"/>
+          <w:right w:space="0" w:sz="0" w:val="nil"/>
+          <w:between w:space="0" w:sz="0" w:val="nil"/>
+        </w:pBdr>
+        <w:shd w:fill="auto" w:val="clear"/>
+        <w:spacing w:after="100" w:before="0" w:line="283" w:lineRule="auto"/>
+        <w:ind w:right="0"/>
+        <w:jc w:val="left"/>
+        <w:rPr/>
+      </w:pPr>
+      <w:r>
+        <w:rPr>
+          <w:rtl w:val="0"/>
+        </w:rPr>
+        <w:t xml:space="preserve">목록 화면에서는 지역, 음식 종류, 가격대, 예약 가능 여부, 특별 혜택을 추가 필터로 제공한다. 선택한 상세 조건은 모두 만족하는 식당만 보여준다. 날짜와 인원은 예약 화면에서 선택한다. (On the list screen, city, cuisine, price range, reservation availability, and special benefits are additional filters. Show only restaurants that meet all selected detailed conditions. Select date and party size on the reservation screen.)</w:t>
+      </w:r>
+    </w:p>
+    <w:p>
+      <w:pPr>
+        <w:keepNext w:val="0"/>
+        <w:keepLines w:val="0"/>
+        <w:pageBreakBefore w:val="0"/>
+        <w:widowControl w:val="1"/>
+        <w:pBdr>
+          <w:top w:space="0" w:sz="0" w:val="nil"/>
+          <w:left w:space="0" w:sz="0" w:val="nil"/>
+          <w:bottom w:space="0" w:sz="0" w:val="nil"/>
+          <w:right w:space="0" w:sz="0" w:val="nil"/>
+          <w:between w:space="0" w:sz="0" w:val="nil"/>
+        </w:pBdr>
+        <w:shd w:fill="auto" w:val="clear"/>
+        <w:spacing w:after="100" w:before="0" w:line="283" w:lineRule="auto"/>
+        <w:ind w:right="0"/>
+        <w:jc w:val="left"/>
+        <w:rPr/>
+      </w:pPr>
+      <w:r>
+        <w:rPr>
+          <w:rtl w:val="0"/>
+        </w:rPr>
+        <w:t xml:space="preserve">MVP는 규칙 기반 검색으로 시작한다. 기본 정렬은 예약 가능 여부, 검색 관련도, 평점·리뷰 수, 최근 인기도 순으로 적용한다. AI 추천은 데이터가 축적된 후 별도 검토한다. (The MVP starts with rule-based search. Default ranking prioritizes reservation availability, search relevance, rating/review count, and recent popularity. Review AI recommendations after sufficient data is collected.)</w:t>
+      </w:r>
+    </w:p>
+    <w:p>
+      <w:pPr>
+        <w:keepNext w:val="0"/>
+        <w:keepLines w:val="0"/>
+        <w:pageBreakBefore w:val="0"/>
+        <w:widowControl w:val="1"/>
+        <w:pBdr>
+          <w:top w:space="0" w:sz="0" w:val="nil"/>
+          <w:left w:space="0" w:sz="0" w:val="nil"/>
+          <w:bottom w:space="0" w:sz="0" w:val="nil"/>
+          <w:right w:space="0" w:sz="0" w:val="nil"/>
+          <w:between w:space="0" w:sz="0" w:val="nil"/>
+        </w:pBdr>
+        <w:shd w:fill="auto" w:val="clear"/>
+        <w:spacing w:after="100" w:before="0" w:line="283" w:lineRule="auto"/>
+        <w:ind w:right="0"/>
+        <w:jc w:val="left"/>
+        <w:rPr/>
+      </w:pPr>
+      <w:r>
+        <w:rPr>
+          <w:rtl w:val="0"/>
+        </w:rPr>
+      </w:r>
+    </w:p>
+    <w:p>
+      <w:pPr>
+        <w:pStyle w:val="Heading1"/>
+        <w:rPr/>
+      </w:pPr>
+      <w:bookmarkStart w:colFirst="0" w:colLast="0" w:name="_g4mf2bj7lpss" w:id="3"/>
+      <w:bookmarkEnd w:id="3"/>
+      <w:r>
+        <w:rPr>
+          <w:rtl w:val="0"/>
+        </w:rPr>
+        <w:t xml:space="preserve">12. 현지 고객 우선 출시 원칙 (12. Local-First Launch Principle)</w:t>
+      </w:r>
+    </w:p>
+    <w:p>
+      <w:pPr>
+        <w:keepNext w:val="0"/>
+        <w:keepLines w:val="0"/>
+        <w:pageBreakBefore w:val="0"/>
+        <w:widowControl w:val="1"/>
+        <w:pBdr>
+          <w:top w:space="0" w:sz="0" w:val="nil"/>
+          <w:left w:space="0" w:sz="0" w:val="nil"/>
+          <w:bottom w:space="0" w:sz="0" w:val="nil"/>
+          <w:right w:space="0" w:sz="0" w:val="nil"/>
+          <w:between w:space="0" w:sz="0" w:val="nil"/>
+        </w:pBdr>
+        <w:shd w:fill="auto" w:val="clear"/>
+        <w:spacing w:after="100" w:before="0" w:line="283" w:lineRule="auto"/>
+        <w:ind w:right="0"/>
+        <w:jc w:val="left"/>
+        <w:rPr/>
+      </w:pPr>
+      <w:r>
+        <w:rPr>
+          <w:rtl w:val="0"/>
+        </w:rPr>
+        <w:t xml:space="preserve">1차 출시에서는 호치민 등 베트남 현지 거주 고객의 식당 탐색과 예약 경험에 집중한다. 관광객 대상 기능과 다국어 확장은 후속 단계에서 검토한다. (The first release focuses on restaurant discovery and reservations for local residents in Vietnam, beginning with cities such as Ho Chi Minh City. Tourist-focused features and multilingual expansion will be reviewed later.)</w:t>
+      </w:r>
+    </w:p>
+    <w:p>
+      <w:pPr>
+        <w:keepNext w:val="0"/>
+        <w:keepLines w:val="0"/>
+        <w:pageBreakBefore w:val="0"/>
+        <w:widowControl w:val="1"/>
+        <w:pBdr>
+          <w:top w:space="0" w:sz="0" w:val="nil"/>
+          <w:left w:space="0" w:sz="0" w:val="nil"/>
+          <w:bottom w:space="0" w:sz="0" w:val="nil"/>
+          <w:right w:space="0" w:sz="0" w:val="nil"/>
+          <w:between w:space="0" w:sz="0" w:val="nil"/>
+        </w:pBdr>
+        <w:shd w:fill="auto" w:val="clear"/>
+        <w:spacing w:after="100" w:before="0" w:line="283" w:lineRule="auto"/>
+        <w:ind w:right="0"/>
+        <w:jc w:val="left"/>
+        <w:rPr/>
+      </w:pPr>
+      <w:r>
+        <w:rPr>
+          <w:rtl w:val="0"/>
+        </w:rPr>
+        <w:t xml:space="preserve">실제 서비스의 기본 언어, 가격 표기, 프로모션, 검색어는 베트남 현지 사용 습관을 우선으로 설계한다. 가격은 VND를 기본으로 표시한다. (Design the production service around local Vietnamese habits for default language, price display, promotions, and search terms. Display prices in VND by default.)</w:t>
+      </w:r>
+    </w:p>
+    <w:p>
+      <w:pPr>
+        <w:keepNext w:val="0"/>
+        <w:keepLines w:val="0"/>
+        <w:pageBreakBefore w:val="0"/>
+        <w:widowControl w:val="1"/>
+        <w:pBdr>
+          <w:top w:space="0" w:sz="0" w:val="nil"/>
+          <w:left w:space="0" w:sz="0" w:val="nil"/>
+          <w:bottom w:space="0" w:sz="0" w:val="nil"/>
+          <w:right w:space="0" w:sz="0" w:val="nil"/>
+          <w:between w:space="0" w:sz="0" w:val="nil"/>
+        </w:pBdr>
+        <w:shd w:fill="auto" w:val="clear"/>
+        <w:spacing w:after="100" w:before="0" w:line="283" w:lineRule="auto"/>
+        <w:ind w:right="0"/>
+        <w:jc w:val="left"/>
+        <w:rPr/>
+      </w:pPr>
+      <w:r>
+        <w:rPr>
+          <w:rtl w:val="0"/>
+        </w:rPr>
+      </w:r>
+    </w:p>
+    <w:p>
+      <w:pPr>
+        <w:pStyle w:val="Heading1"/>
+        <w:rPr/>
+      </w:pPr>
+      <w:bookmarkStart w:colFirst="0" w:colLast="0" w:name="_yo2wly1xh08v" w:id="4"/>
+      <w:bookmarkEnd w:id="4"/>
+      <w:r>
+        <w:rPr>
+          <w:rtl w:val="0"/>
+        </w:rPr>
+        <w:t xml:space="preserve">13. 서비스 문구 원칙 (13. Service Copy Guidelines)</w:t>
+      </w:r>
+    </w:p>
+    <w:p>
+      <w:pPr>
+        <w:keepNext w:val="0"/>
+        <w:keepLines w:val="0"/>
+        <w:pageBreakBefore w:val="0"/>
+        <w:widowControl w:val="1"/>
+        <w:pBdr>
+          <w:top w:space="0" w:sz="0" w:val="nil"/>
+          <w:left w:space="0" w:sz="0" w:val="nil"/>
+          <w:bottom w:space="0" w:sz="0" w:val="nil"/>
+          <w:right w:space="0" w:sz="0" w:val="nil"/>
+          <w:between w:space="0" w:sz="0" w:val="nil"/>
+        </w:pBdr>
+        <w:shd w:fill="auto" w:val="clear"/>
+        <w:spacing w:after="100" w:before="0" w:line="283" w:lineRule="auto"/>
+        <w:ind w:right="0"/>
+        <w:jc w:val="left"/>
+        <w:rPr/>
+      </w:pPr>
+      <w:r>
+        <w:rPr>
+          <w:rtl w:val="0"/>
+        </w:rPr>
+        <w:t xml:space="preserve">고객용 문구는 짧고 행동이 분명해야 한다. 실제 출시 버전은 베트남어를 기본으로 하고, 기획 문서에는 한국어와 영어를 함께 유지한다. (Customer-facing copy should be short and action-oriented. The production release uses Vietnamese as the default language, while planning documents retain Korean and English.)</w:t>
+      </w:r>
+    </w:p>
+    <w:p>
+      <w:pPr>
+        <w:keepNext w:val="0"/>
+        <w:keepLines w:val="0"/>
+        <w:pageBreakBefore w:val="0"/>
+        <w:widowControl w:val="1"/>
+        <w:pBdr>
+          <w:top w:space="0" w:sz="0" w:val="nil"/>
+          <w:left w:space="0" w:sz="0" w:val="nil"/>
+          <w:bottom w:space="0" w:sz="0" w:val="nil"/>
+          <w:right w:space="0" w:sz="0" w:val="nil"/>
+          <w:between w:space="0" w:sz="0" w:val="nil"/>
+        </w:pBdr>
+        <w:shd w:fill="auto" w:val="clear"/>
+        <w:spacing w:after="100" w:before="0" w:line="283" w:lineRule="auto"/>
+        <w:ind w:right="0"/>
+        <w:jc w:val="left"/>
+        <w:rPr/>
+      </w:pPr>
+      <w:r>
+        <w:rPr>
+          <w:rtl w:val="0"/>
+        </w:rPr>
+        <w:t xml:space="preserve">검색창 예시: 식당, 지역 또는 음식 검색 (Search restaurants, areas, or cuisine). 예약 버튼 예시: 예약 가능한 시간 보기 (View available times). 예약 없음 문구 예시: 예약이 없어요. 식당을 찾아볼까요? (No reservations yet. Explore restaurants.)</w:t>
+      </w:r>
+    </w:p>
+    <w:p>
+      <w:pPr>
+        <w:keepNext w:val="0"/>
+        <w:keepLines w:val="0"/>
+        <w:pageBreakBefore w:val="0"/>
+        <w:widowControl w:val="1"/>
+        <w:pBdr>
+          <w:top w:space="0" w:sz="0" w:val="nil"/>
+          <w:left w:space="0" w:sz="0" w:val="nil"/>
+          <w:bottom w:space="0" w:sz="0" w:val="nil"/>
+          <w:right w:space="0" w:sz="0" w:val="nil"/>
+          <w:between w:space="0" w:sz="0" w:val="nil"/>
+        </w:pBdr>
+        <w:shd w:fill="auto" w:val="clear"/>
+        <w:spacing w:after="100" w:before="0" w:line="283" w:lineRule="auto"/>
+        <w:ind w:right="0"/>
+        <w:jc w:val="left"/>
+        <w:rPr/>
+      </w:pPr>
+      <w:r>
+        <w:rPr>
+          <w:rtl w:val="0"/>
+        </w:rPr>
+      </w:r>
+    </w:p>
+    <w:p>
+      <w:pPr>
+        <w:pStyle w:val="Heading1"/>
+        <w:rPr/>
+      </w:pPr>
+      <w:bookmarkStart w:colFirst="0" w:colLast="0" w:name="_kfue3e7ngo01" w:id="5"/>
+      <w:bookmarkEnd w:id="5"/>
+      <w:r>
+        <w:rPr>
+          <w:rtl w:val="0"/>
+        </w:rPr>
+        <w:t xml:space="preserve">14. 보안 및 데이터 기준 (14. Security and Data Standards)</w:t>
+      </w:r>
+    </w:p>
+    <w:p>
+      <w:pPr>
+        <w:keepNext w:val="0"/>
+        <w:keepLines w:val="0"/>
+        <w:pageBreakBefore w:val="0"/>
+        <w:widowControl w:val="1"/>
+        <w:pBdr>
+          <w:top w:space="0" w:sz="0" w:val="nil"/>
+          <w:left w:space="0" w:sz="0" w:val="nil"/>
+          <w:bottom w:space="0" w:sz="0" w:val="nil"/>
+          <w:right w:space="0" w:sz="0" w:val="nil"/>
+          <w:between w:space="0" w:sz="0" w:val="nil"/>
+        </w:pBdr>
+        <w:shd w:fill="auto" w:val="clear"/>
+        <w:spacing w:after="100" w:before="0" w:line="283" w:lineRule="auto"/>
+        <w:ind w:right="0"/>
+        <w:jc w:val="left"/>
+        <w:rPr/>
+      </w:pPr>
+      <w:r>
+        <w:rPr>
+          <w:rtl w:val="0"/>
+        </w:rPr>
+        <w:t xml:space="preserve">기본 데이터베이스는 PostgreSQL을 사용한다. (Use PostgreSQL as the primary database.)</w:t>
+      </w:r>
+    </w:p>
+    <w:p>
+      <w:pPr>
+        <w:keepNext w:val="0"/>
+        <w:keepLines w:val="0"/>
+        <w:pageBreakBefore w:val="0"/>
+        <w:widowControl w:val="1"/>
+        <w:pBdr>
+          <w:top w:space="0" w:sz="0" w:val="nil"/>
+          <w:left w:space="0" w:sz="0" w:val="nil"/>
+          <w:bottom w:space="0" w:sz="0" w:val="nil"/>
+          <w:right w:space="0" w:sz="0" w:val="nil"/>
+          <w:between w:space="0" w:sz="0" w:val="nil"/>
+        </w:pBdr>
+        <w:shd w:fill="auto" w:val="clear"/>
+        <w:spacing w:after="100" w:before="0" w:line="283" w:lineRule="auto"/>
+        <w:ind w:right="0"/>
+        <w:jc w:val="left"/>
+        <w:rPr/>
+      </w:pPr>
+      <w:r>
+        <w:rPr>
+          <w:rtl w:val="0"/>
+        </w:rPr>
+        <w:t xml:space="preserve">고객, 사장님/직원, 관리자 역할을 구분하고 역할별 접근 권한을 적용한다. (Separate Customer, Owner/Staff, and Administrator roles and apply role-based access control.)</w:t>
+      </w:r>
+    </w:p>
+    <w:p>
+      <w:pPr>
+        <w:keepNext w:val="0"/>
+        <w:keepLines w:val="0"/>
+        <w:pageBreakBefore w:val="0"/>
+        <w:widowControl w:val="1"/>
+        <w:pBdr>
+          <w:top w:space="0" w:sz="0" w:val="nil"/>
+          <w:left w:space="0" w:sz="0" w:val="nil"/>
+          <w:bottom w:space="0" w:sz="0" w:val="nil"/>
+          <w:right w:space="0" w:sz="0" w:val="nil"/>
+          <w:between w:space="0" w:sz="0" w:val="nil"/>
+        </w:pBdr>
+        <w:shd w:fill="auto" w:val="clear"/>
+        <w:spacing w:after="100" w:before="0" w:line="283" w:lineRule="auto"/>
+        <w:ind w:right="0"/>
+        <w:jc w:val="left"/>
+        <w:rPr/>
+      </w:pPr>
+      <w:r>
+        <w:rPr>
+          <w:rtl w:val="0"/>
+        </w:rPr>
+        <w:t xml:space="preserve">비밀번호는 안전하게 해시 처리하고, 로그인 세션 또는 토큰은 안전하게 관리한다. 모든 서비스 통신은 HTTPS를 사용한다. (Hash passwords securely, manage login sessions or tokens safely, and use HTTPS for all service traffic.)</w:t>
+      </w:r>
+    </w:p>
+    <w:p>
+      <w:pPr>
+        <w:keepNext w:val="0"/>
+        <w:keepLines w:val="0"/>
+        <w:pageBreakBefore w:val="0"/>
+        <w:widowControl w:val="1"/>
+        <w:pBdr>
+          <w:top w:space="0" w:sz="0" w:val="nil"/>
+          <w:left w:space="0" w:sz="0" w:val="nil"/>
+          <w:bottom w:space="0" w:sz="0" w:val="nil"/>
+          <w:right w:space="0" w:sz="0" w:val="nil"/>
+          <w:between w:space="0" w:sz="0" w:val="nil"/>
+        </w:pBdr>
+        <w:shd w:fill="auto" w:val="clear"/>
+        <w:spacing w:after="100" w:before="0" w:line="283" w:lineRule="auto"/>
+        <w:ind w:right="0"/>
+        <w:jc w:val="left"/>
+        <w:rPr/>
+      </w:pPr>
+      <w:r>
+        <w:rPr>
+          <w:rtl w:val="0"/>
+        </w:rPr>
+        <w:t xml:space="preserve">API 입력값 검증, 권한 확인, 파라미터 기반 DB 조회, 요청 제한을 적용해 비정상 요청과 데이터 노출 위험을 줄인다. (Validate API input, verify authorization, use parameterized database queries, and apply rate limiting to reduce invalid requests and data exposure.)</w:t>
+      </w:r>
+    </w:p>
+    <w:p>
+      <w:pPr>
+        <w:keepNext w:val="0"/>
+        <w:keepLines w:val="0"/>
+        <w:pageBreakBefore w:val="0"/>
+        <w:widowControl w:val="1"/>
+        <w:pBdr>
+          <w:top w:space="0" w:sz="0" w:val="nil"/>
+          <w:left w:space="0" w:sz="0" w:val="nil"/>
+          <w:bottom w:space="0" w:sz="0" w:val="nil"/>
+          <w:right w:space="0" w:sz="0" w:val="nil"/>
+          <w:between w:space="0" w:sz="0" w:val="nil"/>
+        </w:pBdr>
+        <w:shd w:fill="auto" w:val="clear"/>
+        <w:spacing w:after="100" w:before="0" w:line="283" w:lineRule="auto"/>
+        <w:ind w:right="0"/>
+        <w:jc w:val="left"/>
+        <w:rPr/>
+      </w:pPr>
+      <w:r>
+        <w:rPr>
+          <w:rtl w:val="0"/>
+        </w:rPr>
+        <w:t xml:space="preserve">고객 연락처와 방문 이력은 필요한 범위에서만 저장하고, 접근 및 변경 기록과 정기 백업 정책을 운영한다. (Store customer contact details and visit history only when necessary, and operate access/change logs and regular backup policies.)</w:t>
+      </w:r>
+    </w:p>
+    <w:p>
+      <w:pPr>
+        <w:keepNext w:val="0"/>
+        <w:keepLines w:val="0"/>
+        <w:pageBreakBefore w:val="0"/>
+        <w:widowControl w:val="1"/>
+        <w:pBdr>
+          <w:top w:space="0" w:sz="0" w:val="nil"/>
+          <w:left w:space="0" w:sz="0" w:val="nil"/>
+          <w:bottom w:space="0" w:sz="0" w:val="nil"/>
+          <w:right w:space="0" w:sz="0" w:val="nil"/>
+          <w:between w:space="0" w:sz="0" w:val="nil"/>
+        </w:pBdr>
+        <w:shd w:fill="auto" w:val="clear"/>
+        <w:spacing w:after="100" w:before="0" w:line="283" w:lineRule="auto"/>
+        <w:ind w:right="0"/>
+        <w:jc w:val="left"/>
+        <w:rPr/>
+      </w:pPr>
+      <w:r>
+        <w:rPr>
+          <w:rtl w:val="0"/>
+        </w:rPr>
+      </w:r>
+    </w:p>
+    <w:p>
+      <w:pPr>
+        <w:pStyle w:val="Heading1"/>
+        <w:rPr/>
+      </w:pPr>
+      <w:bookmarkStart w:colFirst="0" w:colLast="0" w:name="_58aglkv310aq" w:id="6"/>
+      <w:bookmarkEnd w:id="6"/>
+      <w:r>
+        <w:rPr>
+          <w:rtl w:val="0"/>
+        </w:rPr>
+        <w:t xml:space="preserve">15. 비용 계획 양식 (15. Cost Planning Template)</w:t>
+      </w:r>
+    </w:p>
+    <w:p>
+      <w:pPr>
+        <w:keepNext w:val="0"/>
+        <w:keepLines w:val="0"/>
+        <w:pageBreakBefore w:val="0"/>
+        <w:widowControl w:val="1"/>
+        <w:pBdr>
+          <w:top w:space="0" w:sz="0" w:val="nil"/>
+          <w:left w:space="0" w:sz="0" w:val="nil"/>
+          <w:bottom w:space="0" w:sz="0" w:val="nil"/>
+          <w:right w:space="0" w:sz="0" w:val="nil"/>
+          <w:between w:space="0" w:sz="0" w:val="nil"/>
+        </w:pBdr>
+        <w:shd w:fill="auto" w:val="clear"/>
+        <w:spacing w:after="100" w:before="0" w:line="283" w:lineRule="auto"/>
+        <w:ind w:right="0"/>
+        <w:jc w:val="left"/>
+        <w:rPr/>
+      </w:pPr>
+      <w:r>
+        <w:rPr>
+          <w:rtl w:val="0"/>
+        </w:rPr>
+        <w:t xml:space="preserve">아래 항목은 견적과 실제 비용을 팀이 입력하기 위한 기본 양식이다. (Use the categories below as a basic template for the team to enter estimates and actual costs.)</w:t>
+      </w:r>
+    </w:p>
+    <w:p>
+      <w:pPr>
+        <w:keepNext w:val="0"/>
+        <w:keepLines w:val="0"/>
+        <w:pageBreakBefore w:val="0"/>
+        <w:widowControl w:val="1"/>
+        <w:pBdr>
+          <w:top w:space="0" w:sz="0" w:val="nil"/>
+          <w:left w:space="0" w:sz="0" w:val="nil"/>
+          <w:bottom w:space="0" w:sz="0" w:val="nil"/>
+          <w:right w:space="0" w:sz="0" w:val="nil"/>
+          <w:between w:space="0" w:sz="0" w:val="nil"/>
+        </w:pBdr>
+        <w:shd w:fill="auto" w:val="clear"/>
+        <w:spacing w:after="100" w:before="0" w:line="283" w:lineRule="auto"/>
+        <w:ind w:right="0"/>
+        <w:jc w:val="left"/>
+        <w:rPr/>
+      </w:pPr>
+      <w:r>
+        <w:rPr>
+          <w:rtl w:val="0"/>
+        </w:rPr>
+      </w:r>
+    </w:p>
+    <w:tbl>
+      <w:tblPr>
+        <w:tblStyle w:val="Table17"/>
+        <w:tblW w:w="10200.0" w:type="dxa"/>
+        <w:jc w:val="left"/>
+        <w:tblBorders>
+          <w:top w:color="000000" w:space="0" w:sz="8" w:val="single"/>
+          <w:left w:color="000000" w:space="0" w:sz="8" w:val="single"/>
+          <w:bottom w:color="000000" w:space="0" w:sz="8" w:val="single"/>
+          <w:right w:color="000000" w:space="0" w:sz="8" w:val="single"/>
+          <w:insideH w:color="000000" w:space="0" w:sz="8" w:val="single"/>
+          <w:insideV w:color="000000" w:space="0" w:sz="8" w:val="single"/>
+        </w:tblBorders>
+        <w:tblLayout w:type="fixed"/>
+        <w:tblLook w:val="0600"/>
+      </w:tblPr>
+      <w:tblGrid>
+        <w:gridCol w:w="2040"/>
+        <w:gridCol w:w="2040"/>
+        <w:gridCol w:w="2040"/>
+        <w:gridCol w:w="2040"/>
+        <w:gridCol w:w="2040"/>
+        <w:tblGridChange w:id="0">
+          <w:tblGrid>
+            <w:gridCol w:w="2040"/>
+            <w:gridCol w:w="2040"/>
+            <w:gridCol w:w="2040"/>
+            <w:gridCol w:w="2040"/>
+            <w:gridCol w:w="2040"/>
+          </w:tblGrid>
+        </w:tblGridChange>
+      </w:tblGrid>
+      <w:tr>
+        <w:trPr>
+          <w:cantSplit w:val="0"/>
+          <w:tblHeader w:val="0"/>
+        </w:trPr>
+        <w:tc>
+          <w:tcPr>
+            <w:shd w:fill="auto" w:val="clear"/>
+            <w:tcMar>
+              <w:top w:w="100.0" w:type="dxa"/>
+              <w:left w:w="100.0" w:type="dxa"/>
+              <w:bottom w:w="100.0" w:type="dxa"/>
+              <w:right w:w="100.0" w:type="dxa"/>
+            </w:tcMar>
+            <w:vAlign w:val="top"/>
+          </w:tcPr>
+          <w:p>
+            <w:pPr>
+              <w:keepNext w:val="0"/>
+              <w:keepLines w:val="0"/>
+              <w:pageBreakBefore w:val="0"/>
+              <w:widowControl w:val="0"/>
+              <w:pBdr>
+                <w:top w:space="0" w:sz="0" w:val="nil"/>
+                <w:left w:space="0" w:sz="0" w:val="nil"/>
+                <w:bottom w:space="0" w:sz="0" w:val="nil"/>
+                <w:right w:space="0" w:sz="0" w:val="nil"/>
+                <w:between w:space="0" w:sz="0" w:val="nil"/>
+              </w:pBdr>
+              <w:shd w:fill="auto" w:val="clear"/>
+              <w:spacing w:after="0" w:before="0" w:line="240" w:lineRule="auto"/>
+              <w:ind w:left="0" w:right="0" w:firstLine="0"/>
+              <w:jc w:val="left"/>
+              <w:rPr>
+                <w:b w:val="1"/>
+                <w:bCs w:val="1"/>
+              </w:rPr>
+            </w:pPr>
+            <w:r>
+              <w:rPr>
+                <w:b w:val="1"/>
+                <w:bCs w:val="1"/>
+                <w:rtl w:val="0"/>
+              </w:rPr>
+              <w:t xml:space="preserve">비용 항목</w:t>
+            </w:r>
+          </w:p>
+          <w:p>
+            <w:pPr>
+              <w:keepNext w:val="0"/>
+              <w:keepLines w:val="0"/>
+              <w:pageBreakBefore w:val="0"/>
+              <w:widowControl w:val="0"/>
+              <w:pBdr>
+                <w:top w:space="0" w:sz="0" w:val="nil"/>
+                <w:left w:space="0" w:sz="0" w:val="nil"/>
+                <w:bottom w:space="0" w:sz="0" w:val="nil"/>
+                <w:right w:space="0" w:sz="0" w:val="nil"/>
+                <w:between w:space="0" w:sz="0" w:val="nil"/>
+              </w:pBdr>
+              <w:shd w:fill="auto" w:val="clear"/>
+              <w:spacing w:after="0" w:before="0" w:line="240" w:lineRule="auto"/>
+              <w:ind w:left="0" w:right="0" w:firstLine="0"/>
+              <w:jc w:val="left"/>
+              <w:rPr>
+                <w:b w:val="1"/>
+                <w:bCs w:val="1"/>
+              </w:rPr>
+            </w:pPr>
+            <w:r>
+              <w:rPr>
+                <w:b w:val="1"/>
+                <w:bCs w:val="1"/>
+                <w:rtl w:val="0"/>
+              </w:rPr>
+              <w:t xml:space="preserve">(Cost Category)</w:t>
+            </w:r>
+          </w:p>
+        </w:tc>
+        <w:tc>
+          <w:tcPr>
+            <w:shd w:fill="auto" w:val="clear"/>
+            <w:tcMar>
+              <w:top w:w="100.0" w:type="dxa"/>
+              <w:left w:w="100.0" w:type="dxa"/>
+              <w:bottom w:w="100.0" w:type="dxa"/>
+              <w:right w:w="100.0" w:type="dxa"/>
+            </w:tcMar>
+            <w:vAlign w:val="top"/>
+          </w:tcPr>
+          <w:p>
+            <w:pPr>
+              <w:keepNext w:val="0"/>
+              <w:keepLines w:val="0"/>
+              <w:pageBreakBefore w:val="0"/>
+              <w:widowControl w:val="0"/>
+              <w:pBdr>
+                <w:top w:space="0" w:sz="0" w:val="nil"/>
+                <w:left w:space="0" w:sz="0" w:val="nil"/>
+                <w:bottom w:space="0" w:sz="0" w:val="nil"/>
+                <w:right w:space="0" w:sz="0" w:val="nil"/>
+                <w:between w:space="0" w:sz="0" w:val="nil"/>
+              </w:pBdr>
+              <w:shd w:fill="auto" w:val="clear"/>
+              <w:spacing w:after="0" w:before="0" w:line="240" w:lineRule="auto"/>
+              <w:ind w:left="0" w:right="0" w:firstLine="0"/>
+              <w:jc w:val="left"/>
+              <w:rPr>
+                <w:b w:val="1"/>
+                <w:bCs w:val="1"/>
+              </w:rPr>
+            </w:pPr>
+            <w:r>
+              <w:rPr>
+                <w:b w:val="1"/>
+                <w:bCs w:val="1"/>
+                <w:rtl w:val="0"/>
+              </w:rPr>
+              <w:t xml:space="preserve">세부 내용</w:t>
+            </w:r>
+          </w:p>
+          <w:p>
+            <w:pPr>
+              <w:keepNext w:val="0"/>
+              <w:keepLines w:val="0"/>
+              <w:pageBreakBefore w:val="0"/>
+              <w:widowControl w:val="0"/>
+              <w:pBdr>
+                <w:top w:space="0" w:sz="0" w:val="nil"/>
+                <w:left w:space="0" w:sz="0" w:val="nil"/>
+                <w:bottom w:space="0" w:sz="0" w:val="nil"/>
+                <w:right w:space="0" w:sz="0" w:val="nil"/>
+                <w:between w:space="0" w:sz="0" w:val="nil"/>
+              </w:pBdr>
+              <w:shd w:fill="auto" w:val="clear"/>
+              <w:spacing w:after="0" w:before="0" w:line="240" w:lineRule="auto"/>
+              <w:ind w:left="0" w:right="0" w:firstLine="0"/>
+              <w:jc w:val="left"/>
+              <w:rPr>
+                <w:b w:val="1"/>
+                <w:bCs w:val="1"/>
+              </w:rPr>
+            </w:pPr>
+            <w:r>
+              <w:rPr>
+                <w:b w:val="1"/>
+                <w:bCs w:val="1"/>
+                <w:rtl w:val="0"/>
+              </w:rPr>
+              <w:t xml:space="preserve">(Details)</w:t>
+            </w:r>
+          </w:p>
+        </w:tc>
+        <w:tc>
+          <w:tcPr>
+            <w:shd w:fill="auto" w:val="clear"/>
+            <w:tcMar>
+              <w:top w:w="100.0" w:type="dxa"/>
+              <w:left w:w="100.0" w:type="dxa"/>
+              <w:bottom w:w="100.0" w:type="dxa"/>
+              <w:right w:w="100.0" w:type="dxa"/>
+            </w:tcMar>
+            <w:vAlign w:val="top"/>
+          </w:tcPr>
+          <w:p>
+            <w:pPr>
+              <w:keepNext w:val="0"/>
+              <w:keepLines w:val="0"/>
+              <w:pageBreakBefore w:val="0"/>
+              <w:widowControl w:val="0"/>
+              <w:pBdr>
+                <w:top w:space="0" w:sz="0" w:val="nil"/>
+                <w:left w:space="0" w:sz="0" w:val="nil"/>
+                <w:bottom w:space="0" w:sz="0" w:val="nil"/>
+                <w:right w:space="0" w:sz="0" w:val="nil"/>
+                <w:between w:space="0" w:sz="0" w:val="nil"/>
+              </w:pBdr>
+              <w:shd w:fill="auto" w:val="clear"/>
+              <w:spacing w:after="0" w:before="0" w:line="240" w:lineRule="auto"/>
+              <w:ind w:left="0" w:right="0" w:firstLine="0"/>
+              <w:jc w:val="left"/>
+              <w:rPr>
+                <w:b w:val="1"/>
+                <w:bCs w:val="1"/>
+              </w:rPr>
+            </w:pPr>
+            <w:r>
+              <w:rPr>
+                <w:b w:val="1"/>
+                <w:bCs w:val="1"/>
+                <w:rtl w:val="0"/>
+              </w:rPr>
+              <w:t xml:space="preserve">초기 비용</w:t>
+            </w:r>
+          </w:p>
+          <w:p>
+            <w:pPr>
+              <w:keepNext w:val="0"/>
+              <w:keepLines w:val="0"/>
+              <w:pageBreakBefore w:val="0"/>
+              <w:widowControl w:val="0"/>
+              <w:pBdr>
+                <w:top w:space="0" w:sz="0" w:val="nil"/>
+                <w:left w:space="0" w:sz="0" w:val="nil"/>
+                <w:bottom w:space="0" w:sz="0" w:val="nil"/>
+                <w:right w:space="0" w:sz="0" w:val="nil"/>
+                <w:between w:space="0" w:sz="0" w:val="nil"/>
+              </w:pBdr>
+              <w:shd w:fill="auto" w:val="clear"/>
+              <w:spacing w:after="0" w:before="0" w:line="240" w:lineRule="auto"/>
+              <w:ind w:left="0" w:right="0" w:firstLine="0"/>
+              <w:jc w:val="left"/>
+              <w:rPr>
+                <w:b w:val="1"/>
+                <w:bCs w:val="1"/>
+              </w:rPr>
+            </w:pPr>
+            <w:r>
+              <w:rPr>
+                <w:b w:val="1"/>
+                <w:bCs w:val="1"/>
+                <w:rtl w:val="0"/>
+              </w:rPr>
+              <w:t xml:space="preserve">(One-time)</w:t>
+            </w:r>
+          </w:p>
+        </w:tc>
+        <w:tc>
+          <w:tcPr>
+            <w:shd w:fill="auto" w:val="clear"/>
+            <w:tcMar>
+              <w:top w:w="100.0" w:type="dxa"/>
+              <w:left w:w="100.0" w:type="dxa"/>
+              <w:bottom w:w="100.0" w:type="dxa"/>
+              <w:right w:w="100.0" w:type="dxa"/>
+            </w:tcMar>
+            <w:vAlign w:val="top"/>
+          </w:tcPr>
+          <w:p>
+            <w:pPr>
+              <w:keepNext w:val="0"/>
+              <w:keepLines w:val="0"/>
+              <w:pageBreakBefore w:val="0"/>
+              <w:widowControl w:val="0"/>
+              <w:pBdr>
+                <w:top w:space="0" w:sz="0" w:val="nil"/>
+                <w:left w:space="0" w:sz="0" w:val="nil"/>
+                <w:bottom w:space="0" w:sz="0" w:val="nil"/>
+                <w:right w:space="0" w:sz="0" w:val="nil"/>
+                <w:between w:space="0" w:sz="0" w:val="nil"/>
+              </w:pBdr>
+              <w:shd w:fill="auto" w:val="clear"/>
+              <w:spacing w:after="0" w:before="0" w:line="240" w:lineRule="auto"/>
+              <w:ind w:left="0" w:right="0" w:firstLine="0"/>
+              <w:jc w:val="left"/>
+              <w:rPr>
+                <w:b w:val="1"/>
+                <w:bCs w:val="1"/>
+              </w:rPr>
+            </w:pPr>
+            <w:r>
+              <w:rPr>
+                <w:b w:val="1"/>
+                <w:bCs w:val="1"/>
+                <w:rtl w:val="0"/>
+              </w:rPr>
+              <w:t xml:space="preserve">월 비용</w:t>
+            </w:r>
+          </w:p>
+          <w:p>
+            <w:pPr>
+              <w:keepNext w:val="0"/>
+              <w:keepLines w:val="0"/>
+              <w:pageBreakBefore w:val="0"/>
+              <w:widowControl w:val="0"/>
+              <w:pBdr>
+                <w:top w:space="0" w:sz="0" w:val="nil"/>
+                <w:left w:space="0" w:sz="0" w:val="nil"/>
+                <w:bottom w:space="0" w:sz="0" w:val="nil"/>
+                <w:right w:space="0" w:sz="0" w:val="nil"/>
+                <w:between w:space="0" w:sz="0" w:val="nil"/>
+              </w:pBdr>
+              <w:shd w:fill="auto" w:val="clear"/>
+              <w:spacing w:after="0" w:before="0" w:line="240" w:lineRule="auto"/>
+              <w:ind w:left="0" w:right="0" w:firstLine="0"/>
+              <w:jc w:val="left"/>
+              <w:rPr>
+                <w:b w:val="1"/>
+                <w:bCs w:val="1"/>
+              </w:rPr>
+            </w:pPr>
+            <w:r>
+              <w:rPr>
+                <w:b w:val="1"/>
+                <w:bCs w:val="1"/>
+                <w:rtl w:val="0"/>
+              </w:rPr>
+              <w:t xml:space="preserve">(Monthly)</w:t>
+            </w:r>
+          </w:p>
+        </w:tc>
+        <w:tc>
+          <w:tcPr>
+            <w:shd w:fill="auto" w:val="clear"/>
+            <w:tcMar>
+              <w:top w:w="100.0" w:type="dxa"/>
+              <w:left w:w="100.0" w:type="dxa"/>
+              <w:bottom w:w="100.0" w:type="dxa"/>
+              <w:right w:w="100.0" w:type="dxa"/>
+            </w:tcMar>
+            <w:vAlign w:val="top"/>
+          </w:tcPr>
+          <w:p>
+            <w:pPr>
+              <w:keepNext w:val="0"/>
+              <w:keepLines w:val="0"/>
+              <w:pageBreakBefore w:val="0"/>
+              <w:widowControl w:val="0"/>
+              <w:pBdr>
+                <w:top w:space="0" w:sz="0" w:val="nil"/>
+                <w:left w:space="0" w:sz="0" w:val="nil"/>
+                <w:bottom w:space="0" w:sz="0" w:val="nil"/>
+                <w:right w:space="0" w:sz="0" w:val="nil"/>
+                <w:between w:space="0" w:sz="0" w:val="nil"/>
+              </w:pBdr>
+              <w:shd w:fill="auto" w:val="clear"/>
+              <w:spacing w:after="0" w:before="0" w:line="240" w:lineRule="auto"/>
+              <w:ind w:left="0" w:right="0" w:firstLine="0"/>
+              <w:jc w:val="left"/>
+              <w:rPr>
+                <w:b w:val="1"/>
+                <w:bCs w:val="1"/>
+              </w:rPr>
+            </w:pPr>
+            <w:r>
+              <w:rPr>
+                <w:b w:val="1"/>
+                <w:bCs w:val="1"/>
+                <w:rtl w:val="0"/>
+              </w:rPr>
+              <w:t xml:space="preserve">비고</w:t>
+            </w:r>
+          </w:p>
+          <w:p>
+            <w:pPr>
+              <w:keepNext w:val="0"/>
+              <w:keepLines w:val="0"/>
+              <w:pageBreakBefore w:val="0"/>
+              <w:widowControl w:val="0"/>
+              <w:pBdr>
+                <w:top w:space="0" w:sz="0" w:val="nil"/>
+                <w:left w:space="0" w:sz="0" w:val="nil"/>
+                <w:bottom w:space="0" w:sz="0" w:val="nil"/>
+                <w:right w:space="0" w:sz="0" w:val="nil"/>
+                <w:between w:space="0" w:sz="0" w:val="nil"/>
+              </w:pBdr>
+              <w:shd w:fill="auto" w:val="clear"/>
+              <w:spacing w:after="0" w:before="0" w:line="240" w:lineRule="auto"/>
+              <w:ind w:left="0" w:right="0" w:firstLine="0"/>
+              <w:jc w:val="left"/>
+              <w:rPr>
+                <w:b w:val="1"/>
+                <w:bCs w:val="1"/>
+              </w:rPr>
+            </w:pPr>
+            <w:r>
+              <w:rPr>
+                <w:b w:val="1"/>
+                <w:bCs w:val="1"/>
+                <w:rtl w:val="0"/>
+              </w:rPr>
+              <w:t xml:space="preserve">(Notes)</w:t>
+            </w:r>
+          </w:p>
+        </w:tc>
+      </w:tr>
+      <w:tr>
+        <w:trPr>
+          <w:cantSplit w:val="0"/>
+          <w:tblHeader w:val="0"/>
+        </w:trPr>
+        <w:tc>
+          <w:tcPr>
+            <w:shd w:fill="auto" w:val="clear"/>
+            <w:tcMar>
+              <w:top w:w="100.0" w:type="dxa"/>
+              <w:left w:w="100.0" w:type="dxa"/>
+              <w:bottom w:w="100.0" w:type="dxa"/>
+              <w:right w:w="100.0" w:type="dxa"/>
+            </w:tcMar>
+            <w:vAlign w:val="top"/>
+          </w:tcPr>
+          <w:p>
+            <w:pPr>
+              <w:keepNext w:val="0"/>
+              <w:keepLines w:val="0"/>
+              <w:pageBreakBefore w:val="0"/>
+              <w:widowControl w:val="0"/>
+              <w:pBdr>
+                <w:top w:space="0" w:sz="0" w:val="nil"/>
+                <w:left w:space="0" w:sz="0" w:val="nil"/>
+                <w:bottom w:space="0" w:sz="0" w:val="nil"/>
+                <w:right w:space="0" w:sz="0" w:val="nil"/>
+                <w:between w:space="0" w:sz="0" w:val="nil"/>
+              </w:pBdr>
+              <w:shd w:fill="auto" w:val="clear"/>
+              <w:spacing w:after="0" w:before="0" w:line="240" w:lineRule="auto"/>
+              <w:ind w:left="0" w:right="0" w:firstLine="0"/>
+              <w:jc w:val="left"/>
+              <w:rPr/>
+            </w:pPr>
+            <w:r>
+              <w:rPr>
+                <w:rtl w:val="0"/>
+              </w:rPr>
+              <w:t xml:space="preserve">개발 인력</w:t>
+            </w:r>
+          </w:p>
+          <w:p>
+            <w:pPr>
+              <w:keepNext w:val="0"/>
+              <w:keepLines w:val="0"/>
+              <w:pageBreakBefore w:val="0"/>
+              <w:widowControl w:val="0"/>
+              <w:pBdr>
+                <w:top w:space="0" w:sz="0" w:val="nil"/>
+                <w:left w:space="0" w:sz="0" w:val="nil"/>
+                <w:bottom w:space="0" w:sz="0" w:val="nil"/>
+                <w:right w:space="0" w:sz="0" w:val="nil"/>
+                <w:between w:space="0" w:sz="0" w:val="nil"/>
+              </w:pBdr>
+              <w:shd w:fill="auto" w:val="clear"/>
+              <w:spacing w:after="0" w:before="0" w:line="240" w:lineRule="auto"/>
+              <w:ind w:left="0" w:right="0" w:firstLine="0"/>
+              <w:jc w:val="left"/>
+              <w:rPr/>
+            </w:pPr>
+            <w:r>
+              <w:rPr>
+                <w:rtl w:val="0"/>
+              </w:rPr>
+              <w:t xml:space="preserve">(Development)</w:t>
+            </w:r>
+          </w:p>
+        </w:tc>
+        <w:tc>
+          <w:tcPr>
+            <w:shd w:fill="auto" w:val="clear"/>
+            <w:tcMar>
+              <w:top w:w="100.0" w:type="dxa"/>
+              <w:left w:w="100.0" w:type="dxa"/>
+              <w:bottom w:w="100.0" w:type="dxa"/>
+              <w:right w:w="100.0" w:type="dxa"/>
+            </w:tcMar>
+            <w:vAlign w:val="top"/>
+          </w:tcPr>
+          <w:p>
+            <w:pPr>
+              <w:keepNext w:val="0"/>
+              <w:keepLines w:val="0"/>
+              <w:pageBreakBefore w:val="0"/>
+              <w:widowControl w:val="0"/>
+              <w:pBdr>
+                <w:top w:space="0" w:sz="0" w:val="nil"/>
+                <w:left w:space="0" w:sz="0" w:val="nil"/>
+                <w:bottom w:space="0" w:sz="0" w:val="nil"/>
+                <w:right w:space="0" w:sz="0" w:val="nil"/>
+                <w:between w:space="0" w:sz="0" w:val="nil"/>
+              </w:pBdr>
+              <w:shd w:fill="auto" w:val="clear"/>
+              <w:spacing w:after="0" w:before="0" w:line="240" w:lineRule="auto"/>
+              <w:ind w:left="0" w:right="0" w:firstLine="0"/>
+              <w:jc w:val="left"/>
+              <w:rPr/>
+            </w:pPr>
+            <w:r>
+              <w:rPr>
+                <w:rtl w:val="0"/>
+              </w:rPr>
+              <w:t xml:space="preserve">개발 범위 / 인력 / 기간</w:t>
+            </w:r>
+          </w:p>
+          <w:p>
+            <w:pPr>
+              <w:keepNext w:val="0"/>
+              <w:keepLines w:val="0"/>
+              <w:pageBreakBefore w:val="0"/>
+              <w:widowControl w:val="0"/>
+              <w:pBdr>
+                <w:top w:space="0" w:sz="0" w:val="nil"/>
+                <w:left w:space="0" w:sz="0" w:val="nil"/>
+                <w:bottom w:space="0" w:sz="0" w:val="nil"/>
+                <w:right w:space="0" w:sz="0" w:val="nil"/>
+                <w:between w:space="0" w:sz="0" w:val="nil"/>
+              </w:pBdr>
+              <w:shd w:fill="auto" w:val="clear"/>
+              <w:spacing w:after="0" w:before="0" w:line="240" w:lineRule="auto"/>
+              <w:ind w:left="0" w:right="0" w:firstLine="0"/>
+              <w:jc w:val="left"/>
+              <w:rPr/>
+            </w:pPr>
+            <w:r>
+              <w:rPr>
+                <w:rtl w:val="0"/>
+              </w:rPr>
+              <w:t xml:space="preserve">(Scope / team / period)</w:t>
+            </w:r>
+          </w:p>
+        </w:tc>
+        <w:tc>
+          <w:tcPr>
+            <w:shd w:fill="auto" w:val="clear"/>
+            <w:tcMar>
+              <w:top w:w="100.0" w:type="dxa"/>
+              <w:left w:w="100.0" w:type="dxa"/>
+              <w:bottom w:w="100.0" w:type="dxa"/>
+              <w:right w:w="100.0" w:type="dxa"/>
+            </w:tcMar>
+            <w:vAlign w:val="top"/>
+          </w:tcPr>
+          <w:p>
+            <w:pPr>
+              <w:keepNext w:val="0"/>
+              <w:keepLines w:val="0"/>
+              <w:pageBreakBefore w:val="0"/>
+              <w:widowControl w:val="0"/>
+              <w:pBdr>
+                <w:top w:space="0" w:sz="0" w:val="nil"/>
+                <w:left w:space="0" w:sz="0" w:val="nil"/>
+                <w:bottom w:space="0" w:sz="0" w:val="nil"/>
+                <w:right w:space="0" w:sz="0" w:val="nil"/>
+                <w:between w:space="0" w:sz="0" w:val="nil"/>
+              </w:pBdr>
+              <w:shd w:fill="auto" w:val="clear"/>
+              <w:spacing w:after="0" w:before="0" w:line="240" w:lineRule="auto"/>
+              <w:ind w:left="0" w:right="0" w:firstLine="0"/>
+              <w:jc w:val="left"/>
+              <w:rPr/>
+            </w:pPr>
+            <w:r>
+              <w:rPr>
+                <w:rtl w:val="0"/>
+              </w:rPr>
+              <w:t xml:space="preserve">TBD</w:t>
+            </w:r>
+          </w:p>
+        </w:tc>
+        <w:tc>
+          <w:tcPr>
+            <w:shd w:fill="auto" w:val="clear"/>
+            <w:tcMar>
+              <w:top w:w="100.0" w:type="dxa"/>
+              <w:left w:w="100.0" w:type="dxa"/>
+              <w:bottom w:w="100.0" w:type="dxa"/>
+              <w:right w:w="100.0" w:type="dxa"/>
+            </w:tcMar>
+            <w:vAlign w:val="top"/>
+          </w:tcPr>
+          <w:p>
+            <w:pPr>
+              <w:keepNext w:val="0"/>
+              <w:keepLines w:val="0"/>
+              <w:pageBreakBefore w:val="0"/>
+              <w:widowControl w:val="0"/>
+              <w:pBdr>
+                <w:top w:space="0" w:sz="0" w:val="nil"/>
+                <w:left w:space="0" w:sz="0" w:val="nil"/>
+                <w:bottom w:space="0" w:sz="0" w:val="nil"/>
+                <w:right w:space="0" w:sz="0" w:val="nil"/>
+                <w:between w:space="0" w:sz="0" w:val="nil"/>
+              </w:pBdr>
+              <w:shd w:fill="auto" w:val="clear"/>
+              <w:spacing w:after="0" w:before="0" w:line="240" w:lineRule="auto"/>
+              <w:ind w:left="0" w:right="0" w:firstLine="0"/>
+              <w:jc w:val="left"/>
+              <w:rPr/>
+            </w:pPr>
+            <w:r>
+              <w:rPr>
+                <w:rtl w:val="0"/>
+              </w:rPr>
+              <w:t xml:space="preserve">TBD</w:t>
+            </w:r>
+          </w:p>
+        </w:tc>
+        <w:tc>
+          <w:tcPr>
+            <w:shd w:fill="auto" w:val="clear"/>
+            <w:tcMar>
+              <w:top w:w="100.0" w:type="dxa"/>
+              <w:left w:w="100.0" w:type="dxa"/>
+              <w:bottom w:w="100.0" w:type="dxa"/>
+              <w:right w:w="100.0" w:type="dxa"/>
+            </w:tcMar>
+            <w:vAlign w:val="top"/>
+          </w:tcPr>
+          <w:p>
+            <w:pPr>
+              <w:keepNext w:val="0"/>
+              <w:keepLines w:val="0"/>
+              <w:pageBreakBefore w:val="0"/>
+              <w:widowControl w:val="0"/>
+              <w:pBdr>
+                <w:top w:space="0" w:sz="0" w:val="nil"/>
+                <w:left w:space="0" w:sz="0" w:val="nil"/>
+                <w:bottom w:space="0" w:sz="0" w:val="nil"/>
+                <w:right w:space="0" w:sz="0" w:val="nil"/>
+                <w:between w:space="0" w:sz="0" w:val="nil"/>
+              </w:pBdr>
+              <w:shd w:fill="auto" w:val="clear"/>
+              <w:spacing w:after="0" w:before="0" w:line="240" w:lineRule="auto"/>
+              <w:ind w:left="0" w:right="0" w:firstLine="0"/>
+              <w:jc w:val="left"/>
+              <w:rPr/>
+            </w:pPr>
+            <w:r>
+              <w:rPr>
+                <w:rtl w:val="0"/>
+              </w:rPr>
+              <w:t xml:space="preserve">입력</w:t>
+            </w:r>
+          </w:p>
+          <w:p>
+            <w:pPr>
+              <w:keepNext w:val="0"/>
+              <w:keepLines w:val="0"/>
+              <w:pageBreakBefore w:val="0"/>
+              <w:widowControl w:val="0"/>
+              <w:pBdr>
+                <w:top w:space="0" w:sz="0" w:val="nil"/>
+                <w:left w:space="0" w:sz="0" w:val="nil"/>
+                <w:bottom w:space="0" w:sz="0" w:val="nil"/>
+                <w:right w:space="0" w:sz="0" w:val="nil"/>
+                <w:between w:space="0" w:sz="0" w:val="nil"/>
+              </w:pBdr>
+              <w:shd w:fill="auto" w:val="clear"/>
+              <w:spacing w:after="0" w:before="0" w:line="240" w:lineRule="auto"/>
+              <w:ind w:left="0" w:right="0" w:firstLine="0"/>
+              <w:jc w:val="left"/>
+              <w:rPr/>
+            </w:pPr>
+            <w:r>
+              <w:rPr>
+                <w:rtl w:val="0"/>
+              </w:rPr>
+              <w:t xml:space="preserve">(Enter)</w:t>
+            </w:r>
+          </w:p>
+        </w:tc>
+      </w:tr>
+      <w:tr>
+        <w:trPr>
+          <w:cantSplit w:val="0"/>
+          <w:tblHeader w:val="0"/>
+        </w:trPr>
+        <w:tc>
+          <w:tcPr>
+            <w:shd w:fill="auto" w:val="clear"/>
+            <w:tcMar>
+              <w:top w:w="100.0" w:type="dxa"/>
+              <w:left w:w="100.0" w:type="dxa"/>
+              <w:bottom w:w="100.0" w:type="dxa"/>
+              <w:right w:w="100.0" w:type="dxa"/>
+            </w:tcMar>
+            <w:vAlign w:val="top"/>
+          </w:tcPr>
+          <w:p>
+            <w:pPr>
+              <w:keepNext w:val="0"/>
+              <w:keepLines w:val="0"/>
+              <w:pageBreakBefore w:val="0"/>
+              <w:widowControl w:val="0"/>
+              <w:pBdr>
+                <w:top w:space="0" w:sz="0" w:val="nil"/>
+                <w:left w:space="0" w:sz="0" w:val="nil"/>
+                <w:bottom w:space="0" w:sz="0" w:val="nil"/>
+                <w:right w:space="0" w:sz="0" w:val="nil"/>
+                <w:between w:space="0" w:sz="0" w:val="nil"/>
+              </w:pBdr>
+              <w:shd w:fill="auto" w:val="clear"/>
+              <w:spacing w:after="0" w:before="0" w:line="240" w:lineRule="auto"/>
+              <w:ind w:left="0" w:right="0" w:firstLine="0"/>
+              <w:jc w:val="left"/>
+              <w:rPr/>
+            </w:pPr>
+            <w:r>
+              <w:rPr>
+                <w:rtl w:val="0"/>
+              </w:rPr>
+              <w:t xml:space="preserve">디자인</w:t>
+            </w:r>
+          </w:p>
+          <w:p>
+            <w:pPr>
+              <w:keepNext w:val="0"/>
+              <w:keepLines w:val="0"/>
+              <w:pageBreakBefore w:val="0"/>
+              <w:widowControl w:val="0"/>
+              <w:pBdr>
+                <w:top w:space="0" w:sz="0" w:val="nil"/>
+                <w:left w:space="0" w:sz="0" w:val="nil"/>
+                <w:bottom w:space="0" w:sz="0" w:val="nil"/>
+                <w:right w:space="0" w:sz="0" w:val="nil"/>
+                <w:between w:space="0" w:sz="0" w:val="nil"/>
+              </w:pBdr>
+              <w:shd w:fill="auto" w:val="clear"/>
+              <w:spacing w:after="0" w:before="0" w:line="240" w:lineRule="auto"/>
+              <w:ind w:left="0" w:right="0" w:firstLine="0"/>
+              <w:jc w:val="left"/>
+              <w:rPr/>
+            </w:pPr>
+            <w:r>
+              <w:rPr>
+                <w:rtl w:val="0"/>
+              </w:rPr>
+              <w:t xml:space="preserve">(Design)</w:t>
+            </w:r>
+          </w:p>
+        </w:tc>
+        <w:tc>
+          <w:tcPr>
+            <w:shd w:fill="auto" w:val="clear"/>
+            <w:tcMar>
+              <w:top w:w="100.0" w:type="dxa"/>
+              <w:left w:w="100.0" w:type="dxa"/>
+              <w:bottom w:w="100.0" w:type="dxa"/>
+              <w:right w:w="100.0" w:type="dxa"/>
+            </w:tcMar>
+            <w:vAlign w:val="top"/>
+          </w:tcPr>
+          <w:p>
+            <w:pPr>
+              <w:keepNext w:val="0"/>
+              <w:keepLines w:val="0"/>
+              <w:pageBreakBefore w:val="0"/>
+              <w:widowControl w:val="0"/>
+              <w:pBdr>
+                <w:top w:space="0" w:sz="0" w:val="nil"/>
+                <w:left w:space="0" w:sz="0" w:val="nil"/>
+                <w:bottom w:space="0" w:sz="0" w:val="nil"/>
+                <w:right w:space="0" w:sz="0" w:val="nil"/>
+                <w:between w:space="0" w:sz="0" w:val="nil"/>
+              </w:pBdr>
+              <w:shd w:fill="auto" w:val="clear"/>
+              <w:spacing w:after="0" w:before="0" w:line="240" w:lineRule="auto"/>
+              <w:ind w:left="0" w:right="0" w:firstLine="0"/>
+              <w:jc w:val="left"/>
+              <w:rPr/>
+            </w:pPr>
+            <w:r>
+              <w:rPr>
+                <w:rtl w:val="0"/>
+              </w:rPr>
+              <w:t xml:space="preserve">UX/UI / 디자인 자산</w:t>
+            </w:r>
+          </w:p>
+          <w:p>
+            <w:pPr>
+              <w:keepNext w:val="0"/>
+              <w:keepLines w:val="0"/>
+              <w:pageBreakBefore w:val="0"/>
+              <w:widowControl w:val="0"/>
+              <w:pBdr>
+                <w:top w:space="0" w:sz="0" w:val="nil"/>
+                <w:left w:space="0" w:sz="0" w:val="nil"/>
+                <w:bottom w:space="0" w:sz="0" w:val="nil"/>
+                <w:right w:space="0" w:sz="0" w:val="nil"/>
+                <w:between w:space="0" w:sz="0" w:val="nil"/>
+              </w:pBdr>
+              <w:shd w:fill="auto" w:val="clear"/>
+              <w:spacing w:after="0" w:before="0" w:line="240" w:lineRule="auto"/>
+              <w:ind w:left="0" w:right="0" w:firstLine="0"/>
+              <w:jc w:val="left"/>
+              <w:rPr/>
+            </w:pPr>
+            <w:r>
+              <w:rPr>
+                <w:rtl w:val="0"/>
+              </w:rPr>
+              <w:t xml:space="preserve">(UX/UI / design assets)</w:t>
+            </w:r>
+          </w:p>
+        </w:tc>
+        <w:tc>
+          <w:tcPr>
+            <w:shd w:fill="auto" w:val="clear"/>
+            <w:tcMar>
+              <w:top w:w="100.0" w:type="dxa"/>
+              <w:left w:w="100.0" w:type="dxa"/>
+              <w:bottom w:w="100.0" w:type="dxa"/>
+              <w:right w:w="100.0" w:type="dxa"/>
+            </w:tcMar>
+            <w:vAlign w:val="top"/>
+          </w:tcPr>
+          <w:p>
+            <w:pPr>
+              <w:keepNext w:val="0"/>
+              <w:keepLines w:val="0"/>
+              <w:pageBreakBefore w:val="0"/>
+              <w:widowControl w:val="0"/>
+              <w:pBdr>
+                <w:top w:space="0" w:sz="0" w:val="nil"/>
+                <w:left w:space="0" w:sz="0" w:val="nil"/>
+                <w:bottom w:space="0" w:sz="0" w:val="nil"/>
+                <w:right w:space="0" w:sz="0" w:val="nil"/>
+                <w:between w:space="0" w:sz="0" w:val="nil"/>
+              </w:pBdr>
+              <w:shd w:fill="auto" w:val="clear"/>
+              <w:spacing w:after="0" w:before="0" w:line="240" w:lineRule="auto"/>
+              <w:ind w:left="0" w:right="0" w:firstLine="0"/>
+              <w:jc w:val="left"/>
+              <w:rPr/>
+            </w:pPr>
+            <w:r>
+              <w:rPr>
+                <w:rtl w:val="0"/>
+              </w:rPr>
+              <w:t xml:space="preserve">TBD</w:t>
+            </w:r>
+          </w:p>
+        </w:tc>
+        <w:tc>
+          <w:tcPr>
+            <w:shd w:fill="auto" w:val="clear"/>
+            <w:tcMar>
+              <w:top w:w="100.0" w:type="dxa"/>
+              <w:left w:w="100.0" w:type="dxa"/>
+              <w:bottom w:w="100.0" w:type="dxa"/>
+              <w:right w:w="100.0" w:type="dxa"/>
+            </w:tcMar>
+            <w:vAlign w:val="top"/>
+          </w:tcPr>
+          <w:p>
+            <w:pPr>
+              <w:keepNext w:val="0"/>
+              <w:keepLines w:val="0"/>
+              <w:pageBreakBefore w:val="0"/>
+              <w:widowControl w:val="0"/>
+              <w:pBdr>
+                <w:top w:space="0" w:sz="0" w:val="nil"/>
+                <w:left w:space="0" w:sz="0" w:val="nil"/>
+                <w:bottom w:space="0" w:sz="0" w:val="nil"/>
+                <w:right w:space="0" w:sz="0" w:val="nil"/>
+                <w:between w:space="0" w:sz="0" w:val="nil"/>
+              </w:pBdr>
+              <w:shd w:fill="auto" w:val="clear"/>
+              <w:spacing w:after="0" w:before="0" w:line="240" w:lineRule="auto"/>
+              <w:ind w:left="0" w:right="0" w:firstLine="0"/>
+              <w:jc w:val="left"/>
+              <w:rPr/>
+            </w:pPr>
+            <w:r>
+              <w:rPr>
+                <w:rtl w:val="0"/>
+              </w:rPr>
+              <w:t xml:space="preserve">TBD</w:t>
+            </w:r>
+          </w:p>
+        </w:tc>
+        <w:tc>
+          <w:tcPr>
+            <w:shd w:fill="auto" w:val="clear"/>
+            <w:tcMar>
+              <w:top w:w="100.0" w:type="dxa"/>
+              <w:left w:w="100.0" w:type="dxa"/>
+              <w:bottom w:w="100.0" w:type="dxa"/>
+              <w:right w:w="100.0" w:type="dxa"/>
+            </w:tcMar>
+            <w:vAlign w:val="top"/>
+          </w:tcPr>
+          <w:p>
+            <w:pPr>
+              <w:keepNext w:val="0"/>
+              <w:keepLines w:val="0"/>
+              <w:pageBreakBefore w:val="0"/>
+              <w:widowControl w:val="0"/>
+              <w:pBdr>
+                <w:top w:space="0" w:sz="0" w:val="nil"/>
+                <w:left w:space="0" w:sz="0" w:val="nil"/>
+                <w:bottom w:space="0" w:sz="0" w:val="nil"/>
+                <w:right w:space="0" w:sz="0" w:val="nil"/>
+                <w:between w:space="0" w:sz="0" w:val="nil"/>
+              </w:pBdr>
+              <w:shd w:fill="auto" w:val="clear"/>
+              <w:spacing w:after="0" w:before="0" w:line="240" w:lineRule="auto"/>
+              <w:ind w:left="0" w:right="0" w:firstLine="0"/>
+              <w:jc w:val="left"/>
+              <w:rPr/>
+            </w:pPr>
+            <w:r>
+              <w:rPr>
+                <w:rtl w:val="0"/>
+              </w:rPr>
+              <w:t xml:space="preserve">입력</w:t>
+            </w:r>
+          </w:p>
+          <w:p>
+            <w:pPr>
+              <w:keepNext w:val="0"/>
+              <w:keepLines w:val="0"/>
+              <w:pageBreakBefore w:val="0"/>
+              <w:widowControl w:val="0"/>
+              <w:pBdr>
+                <w:top w:space="0" w:sz="0" w:val="nil"/>
+                <w:left w:space="0" w:sz="0" w:val="nil"/>
+                <w:bottom w:space="0" w:sz="0" w:val="nil"/>
+                <w:right w:space="0" w:sz="0" w:val="nil"/>
+                <w:between w:space="0" w:sz="0" w:val="nil"/>
+              </w:pBdr>
+              <w:shd w:fill="auto" w:val="clear"/>
+              <w:spacing w:after="0" w:before="0" w:line="240" w:lineRule="auto"/>
+              <w:ind w:left="0" w:right="0" w:firstLine="0"/>
+              <w:jc w:val="left"/>
+              <w:rPr/>
+            </w:pPr>
+            <w:r>
+              <w:rPr>
+                <w:rtl w:val="0"/>
+              </w:rPr>
+              <w:t xml:space="preserve">(Enter)</w:t>
+            </w:r>
+          </w:p>
+        </w:tc>
+      </w:tr>
+      <w:tr>
+        <w:trPr>
+          <w:cantSplit w:val="0"/>
+          <w:tblHeader w:val="0"/>
+        </w:trPr>
+        <w:tc>
+          <w:tcPr>
+            <w:shd w:fill="auto" w:val="clear"/>
+            <w:tcMar>
+              <w:top w:w="100.0" w:type="dxa"/>
+              <w:left w:w="100.0" w:type="dxa"/>
+              <w:bottom w:w="100.0" w:type="dxa"/>
+              <w:right w:w="100.0" w:type="dxa"/>
+            </w:tcMar>
+            <w:vAlign w:val="top"/>
+          </w:tcPr>
+          <w:p>
+            <w:pPr>
+              <w:keepNext w:val="0"/>
+              <w:keepLines w:val="0"/>
+              <w:pageBreakBefore w:val="0"/>
+              <w:widowControl w:val="0"/>
+              <w:pBdr>
+                <w:top w:space="0" w:sz="0" w:val="nil"/>
+                <w:left w:space="0" w:sz="0" w:val="nil"/>
+                <w:bottom w:space="0" w:sz="0" w:val="nil"/>
+                <w:right w:space="0" w:sz="0" w:val="nil"/>
+                <w:between w:space="0" w:sz="0" w:val="nil"/>
+              </w:pBdr>
+              <w:shd w:fill="auto" w:val="clear"/>
+              <w:spacing w:after="0" w:before="0" w:line="240" w:lineRule="auto"/>
+              <w:ind w:left="0" w:right="0" w:firstLine="0"/>
+              <w:jc w:val="left"/>
+              <w:rPr/>
+            </w:pPr>
+            <w:r>
+              <w:rPr>
+                <w:rtl w:val="0"/>
+              </w:rPr>
+              <w:t xml:space="preserve">인프라</w:t>
+            </w:r>
+          </w:p>
+          <w:p>
+            <w:pPr>
+              <w:keepNext w:val="0"/>
+              <w:keepLines w:val="0"/>
+              <w:pageBreakBefore w:val="0"/>
+              <w:widowControl w:val="0"/>
+              <w:pBdr>
+                <w:top w:space="0" w:sz="0" w:val="nil"/>
+                <w:left w:space="0" w:sz="0" w:val="nil"/>
+                <w:bottom w:space="0" w:sz="0" w:val="nil"/>
+                <w:right w:space="0" w:sz="0" w:val="nil"/>
+                <w:between w:space="0" w:sz="0" w:val="nil"/>
+              </w:pBdr>
+              <w:shd w:fill="auto" w:val="clear"/>
+              <w:spacing w:after="0" w:before="0" w:line="240" w:lineRule="auto"/>
+              <w:ind w:left="0" w:right="0" w:firstLine="0"/>
+              <w:jc w:val="left"/>
+              <w:rPr/>
+            </w:pPr>
+            <w:r>
+              <w:rPr>
+                <w:rtl w:val="0"/>
+              </w:rPr>
+              <w:t xml:space="preserve">(Infrastructure)</w:t>
+            </w:r>
+          </w:p>
+        </w:tc>
+        <w:tc>
+          <w:tcPr>
+            <w:shd w:fill="auto" w:val="clear"/>
+            <w:tcMar>
+              <w:top w:w="100.0" w:type="dxa"/>
+              <w:left w:w="100.0" w:type="dxa"/>
+              <w:bottom w:w="100.0" w:type="dxa"/>
+              <w:right w:w="100.0" w:type="dxa"/>
+            </w:tcMar>
+            <w:vAlign w:val="top"/>
+          </w:tcPr>
+          <w:p>
+            <w:pPr>
+              <w:keepNext w:val="0"/>
+              <w:keepLines w:val="0"/>
+              <w:pageBreakBefore w:val="0"/>
+              <w:widowControl w:val="0"/>
+              <w:pBdr>
+                <w:top w:space="0" w:sz="0" w:val="nil"/>
+                <w:left w:space="0" w:sz="0" w:val="nil"/>
+                <w:bottom w:space="0" w:sz="0" w:val="nil"/>
+                <w:right w:space="0" w:sz="0" w:val="nil"/>
+                <w:between w:space="0" w:sz="0" w:val="nil"/>
+              </w:pBdr>
+              <w:shd w:fill="auto" w:val="clear"/>
+              <w:spacing w:after="0" w:before="0" w:line="240" w:lineRule="auto"/>
+              <w:ind w:left="0" w:right="0" w:firstLine="0"/>
+              <w:jc w:val="left"/>
+              <w:rPr/>
+            </w:pPr>
+            <w:r>
+              <w:rPr>
+                <w:rtl w:val="0"/>
+              </w:rPr>
+              <w:t xml:space="preserve">서버 / PostgreSQL / 저장소</w:t>
+            </w:r>
+          </w:p>
+          <w:p>
+            <w:pPr>
+              <w:keepNext w:val="0"/>
+              <w:keepLines w:val="0"/>
+              <w:pageBreakBefore w:val="0"/>
+              <w:widowControl w:val="0"/>
+              <w:pBdr>
+                <w:top w:space="0" w:sz="0" w:val="nil"/>
+                <w:left w:space="0" w:sz="0" w:val="nil"/>
+                <w:bottom w:space="0" w:sz="0" w:val="nil"/>
+                <w:right w:space="0" w:sz="0" w:val="nil"/>
+                <w:between w:space="0" w:sz="0" w:val="nil"/>
+              </w:pBdr>
+              <w:shd w:fill="auto" w:val="clear"/>
+              <w:spacing w:after="0" w:before="0" w:line="240" w:lineRule="auto"/>
+              <w:ind w:left="0" w:right="0" w:firstLine="0"/>
+              <w:jc w:val="left"/>
+              <w:rPr/>
+            </w:pPr>
+            <w:r>
+              <w:rPr>
+                <w:rtl w:val="0"/>
+              </w:rPr>
+              <w:t xml:space="preserve">(Server / PostgreSQL / storage)</w:t>
+            </w:r>
+          </w:p>
+        </w:tc>
+        <w:tc>
+          <w:tcPr>
+            <w:shd w:fill="auto" w:val="clear"/>
+            <w:tcMar>
+              <w:top w:w="100.0" w:type="dxa"/>
+              <w:left w:w="100.0" w:type="dxa"/>
+              <w:bottom w:w="100.0" w:type="dxa"/>
+              <w:right w:w="100.0" w:type="dxa"/>
+            </w:tcMar>
+            <w:vAlign w:val="top"/>
+          </w:tcPr>
+          <w:p>
+            <w:pPr>
+              <w:keepNext w:val="0"/>
+              <w:keepLines w:val="0"/>
+              <w:pageBreakBefore w:val="0"/>
+              <w:widowControl w:val="0"/>
+              <w:pBdr>
+                <w:top w:space="0" w:sz="0" w:val="nil"/>
+                <w:left w:space="0" w:sz="0" w:val="nil"/>
+                <w:bottom w:space="0" w:sz="0" w:val="nil"/>
+                <w:right w:space="0" w:sz="0" w:val="nil"/>
+                <w:between w:space="0" w:sz="0" w:val="nil"/>
+              </w:pBdr>
+              <w:shd w:fill="auto" w:val="clear"/>
+              <w:spacing w:after="0" w:before="0" w:line="240" w:lineRule="auto"/>
+              <w:ind w:left="0" w:right="0" w:firstLine="0"/>
+              <w:jc w:val="left"/>
+              <w:rPr/>
+            </w:pPr>
+            <w:r>
+              <w:rPr>
+                <w:rtl w:val="0"/>
+              </w:rPr>
+              <w:t xml:space="preserve">TBD</w:t>
+            </w:r>
+          </w:p>
+        </w:tc>
+        <w:tc>
+          <w:tcPr>
+            <w:shd w:fill="auto" w:val="clear"/>
+            <w:tcMar>
+              <w:top w:w="100.0" w:type="dxa"/>
+              <w:left w:w="100.0" w:type="dxa"/>
+              <w:bottom w:w="100.0" w:type="dxa"/>
+              <w:right w:w="100.0" w:type="dxa"/>
+            </w:tcMar>
+            <w:vAlign w:val="top"/>
+          </w:tcPr>
+          <w:p>
+            <w:pPr>
+              <w:keepNext w:val="0"/>
+              <w:keepLines w:val="0"/>
+              <w:pageBreakBefore w:val="0"/>
+              <w:widowControl w:val="0"/>
+              <w:pBdr>
+                <w:top w:space="0" w:sz="0" w:val="nil"/>
+                <w:left w:space="0" w:sz="0" w:val="nil"/>
+                <w:bottom w:space="0" w:sz="0" w:val="nil"/>
+                <w:right w:space="0" w:sz="0" w:val="nil"/>
+                <w:between w:space="0" w:sz="0" w:val="nil"/>
+              </w:pBdr>
+              <w:shd w:fill="auto" w:val="clear"/>
+              <w:spacing w:after="0" w:before="0" w:line="240" w:lineRule="auto"/>
+              <w:ind w:left="0" w:right="0" w:firstLine="0"/>
+              <w:jc w:val="left"/>
+              <w:rPr/>
+            </w:pPr>
+            <w:r>
+              <w:rPr>
+                <w:rtl w:val="0"/>
+              </w:rPr>
+              <w:t xml:space="preserve">TBD</w:t>
+            </w:r>
+          </w:p>
+        </w:tc>
+        <w:tc>
+          <w:tcPr>
+            <w:shd w:fill="auto" w:val="clear"/>
+            <w:tcMar>
+              <w:top w:w="100.0" w:type="dxa"/>
+              <w:left w:w="100.0" w:type="dxa"/>
+              <w:bottom w:w="100.0" w:type="dxa"/>
+              <w:right w:w="100.0" w:type="dxa"/>
+            </w:tcMar>
+            <w:vAlign w:val="top"/>
+          </w:tcPr>
+          <w:p>
+            <w:pPr>
+              <w:keepNext w:val="0"/>
+              <w:keepLines w:val="0"/>
+              <w:pageBreakBefore w:val="0"/>
+              <w:widowControl w:val="0"/>
+              <w:pBdr>
+                <w:top w:space="0" w:sz="0" w:val="nil"/>
+                <w:left w:space="0" w:sz="0" w:val="nil"/>
+                <w:bottom w:space="0" w:sz="0" w:val="nil"/>
+                <w:right w:space="0" w:sz="0" w:val="nil"/>
+                <w:between w:space="0" w:sz="0" w:val="nil"/>
+              </w:pBdr>
+              <w:shd w:fill="auto" w:val="clear"/>
+              <w:spacing w:after="0" w:before="0" w:line="240" w:lineRule="auto"/>
+              <w:ind w:left="0" w:right="0" w:firstLine="0"/>
+              <w:jc w:val="left"/>
+              <w:rPr/>
+            </w:pPr>
+            <w:r>
+              <w:rPr>
+                <w:rtl w:val="0"/>
+              </w:rPr>
+              <w:t xml:space="preserve">입력</w:t>
+            </w:r>
+          </w:p>
+          <w:p>
+            <w:pPr>
+              <w:keepNext w:val="0"/>
+              <w:keepLines w:val="0"/>
+              <w:pageBreakBefore w:val="0"/>
+              <w:widowControl w:val="0"/>
+              <w:pBdr>
+                <w:top w:space="0" w:sz="0" w:val="nil"/>
+                <w:left w:space="0" w:sz="0" w:val="nil"/>
+                <w:bottom w:space="0" w:sz="0" w:val="nil"/>
+                <w:right w:space="0" w:sz="0" w:val="nil"/>
+                <w:between w:space="0" w:sz="0" w:val="nil"/>
+              </w:pBdr>
+              <w:shd w:fill="auto" w:val="clear"/>
+              <w:spacing w:after="0" w:before="0" w:line="240" w:lineRule="auto"/>
+              <w:ind w:left="0" w:right="0" w:firstLine="0"/>
+              <w:jc w:val="left"/>
+              <w:rPr/>
+            </w:pPr>
+            <w:r>
+              <w:rPr>
+                <w:rtl w:val="0"/>
+              </w:rPr>
+              <w:t xml:space="preserve">(Enter)</w:t>
+            </w:r>
+          </w:p>
+        </w:tc>
+      </w:tr>
+      <w:tr>
+        <w:trPr>
+          <w:cantSplit w:val="0"/>
+          <w:tblHeader w:val="0"/>
+        </w:trPr>
+        <w:tc>
+          <w:tcPr>
+            <w:shd w:fill="auto" w:val="clear"/>
+            <w:tcMar>
+              <w:top w:w="100.0" w:type="dxa"/>
+              <w:left w:w="100.0" w:type="dxa"/>
+              <w:bottom w:w="100.0" w:type="dxa"/>
+              <w:right w:w="100.0" w:type="dxa"/>
+            </w:tcMar>
+            <w:vAlign w:val="top"/>
+          </w:tcPr>
+          <w:p>
+            <w:pPr>
+              <w:keepNext w:val="0"/>
+              <w:keepLines w:val="0"/>
+              <w:pageBreakBefore w:val="0"/>
+              <w:widowControl w:val="0"/>
+              <w:pBdr>
+                <w:top w:space="0" w:sz="0" w:val="nil"/>
+                <w:left w:space="0" w:sz="0" w:val="nil"/>
+                <w:bottom w:space="0" w:sz="0" w:val="nil"/>
+                <w:right w:space="0" w:sz="0" w:val="nil"/>
+                <w:between w:space="0" w:sz="0" w:val="nil"/>
+              </w:pBdr>
+              <w:shd w:fill="auto" w:val="clear"/>
+              <w:spacing w:after="0" w:before="0" w:line="240" w:lineRule="auto"/>
+              <w:ind w:left="0" w:right="0" w:firstLine="0"/>
+              <w:jc w:val="left"/>
+              <w:rPr/>
+            </w:pPr>
+            <w:r>
+              <w:rPr>
+                <w:rtl w:val="0"/>
+              </w:rPr>
+              <w:t xml:space="preserve">외부 서비스</w:t>
+            </w:r>
+          </w:p>
+          <w:p>
+            <w:pPr>
+              <w:keepNext w:val="0"/>
+              <w:keepLines w:val="0"/>
+              <w:pageBreakBefore w:val="0"/>
+              <w:widowControl w:val="0"/>
+              <w:pBdr>
+                <w:top w:space="0" w:sz="0" w:val="nil"/>
+                <w:left w:space="0" w:sz="0" w:val="nil"/>
+                <w:bottom w:space="0" w:sz="0" w:val="nil"/>
+                <w:right w:space="0" w:sz="0" w:val="nil"/>
+                <w:between w:space="0" w:sz="0" w:val="nil"/>
+              </w:pBdr>
+              <w:shd w:fill="auto" w:val="clear"/>
+              <w:spacing w:after="0" w:before="0" w:line="240" w:lineRule="auto"/>
+              <w:ind w:left="0" w:right="0" w:firstLine="0"/>
+              <w:jc w:val="left"/>
+              <w:rPr/>
+            </w:pPr>
+            <w:r>
+              <w:rPr>
+                <w:rtl w:val="0"/>
+              </w:rPr>
+              <w:t xml:space="preserve">(External Services)</w:t>
+            </w:r>
+          </w:p>
+        </w:tc>
+        <w:tc>
+          <w:tcPr>
+            <w:shd w:fill="auto" w:val="clear"/>
+            <w:tcMar>
+              <w:top w:w="100.0" w:type="dxa"/>
+              <w:left w:w="100.0" w:type="dxa"/>
+              <w:bottom w:w="100.0" w:type="dxa"/>
+              <w:right w:w="100.0" w:type="dxa"/>
+            </w:tcMar>
+            <w:vAlign w:val="top"/>
+          </w:tcPr>
+          <w:p>
+            <w:pPr>
+              <w:keepNext w:val="0"/>
+              <w:keepLines w:val="0"/>
+              <w:pageBreakBefore w:val="0"/>
+              <w:widowControl w:val="0"/>
+              <w:pBdr>
+                <w:top w:space="0" w:sz="0" w:val="nil"/>
+                <w:left w:space="0" w:sz="0" w:val="nil"/>
+                <w:bottom w:space="0" w:sz="0" w:val="nil"/>
+                <w:right w:space="0" w:sz="0" w:val="nil"/>
+                <w:between w:space="0" w:sz="0" w:val="nil"/>
+              </w:pBdr>
+              <w:shd w:fill="auto" w:val="clear"/>
+              <w:spacing w:after="0" w:before="0" w:line="240" w:lineRule="auto"/>
+              <w:ind w:left="0" w:right="0" w:firstLine="0"/>
+              <w:jc w:val="left"/>
+              <w:rPr/>
+            </w:pPr>
+            <w:r>
+              <w:rPr>
+                <w:rtl w:val="0"/>
+              </w:rPr>
+              <w:t xml:space="preserve">지도 / 알림 / 결제 / API</w:t>
+            </w:r>
+          </w:p>
+          <w:p>
+            <w:pPr>
+              <w:keepNext w:val="0"/>
+              <w:keepLines w:val="0"/>
+              <w:pageBreakBefore w:val="0"/>
+              <w:widowControl w:val="0"/>
+              <w:pBdr>
+                <w:top w:space="0" w:sz="0" w:val="nil"/>
+                <w:left w:space="0" w:sz="0" w:val="nil"/>
+                <w:bottom w:space="0" w:sz="0" w:val="nil"/>
+                <w:right w:space="0" w:sz="0" w:val="nil"/>
+                <w:between w:space="0" w:sz="0" w:val="nil"/>
+              </w:pBdr>
+              <w:shd w:fill="auto" w:val="clear"/>
+              <w:spacing w:after="0" w:before="0" w:line="240" w:lineRule="auto"/>
+              <w:ind w:left="0" w:right="0" w:firstLine="0"/>
+              <w:jc w:val="left"/>
+              <w:rPr/>
+            </w:pPr>
+            <w:r>
+              <w:rPr>
+                <w:rtl w:val="0"/>
+              </w:rPr>
+              <w:t xml:space="preserve">(Maps / messaging / payment / APIs)</w:t>
+            </w:r>
+          </w:p>
+        </w:tc>
+        <w:tc>
+          <w:tcPr>
+            <w:shd w:fill="auto" w:val="clear"/>
+            <w:tcMar>
+              <w:top w:w="100.0" w:type="dxa"/>
+              <w:left w:w="100.0" w:type="dxa"/>
+              <w:bottom w:w="100.0" w:type="dxa"/>
+              <w:right w:w="100.0" w:type="dxa"/>
+            </w:tcMar>
+            <w:vAlign w:val="top"/>
+          </w:tcPr>
+          <w:p>
+            <w:pPr>
+              <w:keepNext w:val="0"/>
+              <w:keepLines w:val="0"/>
+              <w:pageBreakBefore w:val="0"/>
+              <w:widowControl w:val="0"/>
+              <w:pBdr>
+                <w:top w:space="0" w:sz="0" w:val="nil"/>
+                <w:left w:space="0" w:sz="0" w:val="nil"/>
+                <w:bottom w:space="0" w:sz="0" w:val="nil"/>
+                <w:right w:space="0" w:sz="0" w:val="nil"/>
+                <w:between w:space="0" w:sz="0" w:val="nil"/>
+              </w:pBdr>
+              <w:shd w:fill="auto" w:val="clear"/>
+              <w:spacing w:after="0" w:before="0" w:line="240" w:lineRule="auto"/>
+              <w:ind w:left="0" w:right="0" w:firstLine="0"/>
+              <w:jc w:val="left"/>
+              <w:rPr/>
+            </w:pPr>
+            <w:r>
+              <w:rPr>
+                <w:rtl w:val="0"/>
+              </w:rPr>
+              <w:t xml:space="preserve">TBD</w:t>
+            </w:r>
+          </w:p>
+        </w:tc>
+        <w:tc>
+          <w:tcPr>
+            <w:shd w:fill="auto" w:val="clear"/>
+            <w:tcMar>
+              <w:top w:w="100.0" w:type="dxa"/>
+              <w:left w:w="100.0" w:type="dxa"/>
+              <w:bottom w:w="100.0" w:type="dxa"/>
+              <w:right w:w="100.0" w:type="dxa"/>
+            </w:tcMar>
+            <w:vAlign w:val="top"/>
+          </w:tcPr>
+          <w:p>
+            <w:pPr>
+              <w:keepNext w:val="0"/>
+              <w:keepLines w:val="0"/>
+              <w:pageBreakBefore w:val="0"/>
+              <w:widowControl w:val="0"/>
+              <w:pBdr>
+                <w:top w:space="0" w:sz="0" w:val="nil"/>
+                <w:left w:space="0" w:sz="0" w:val="nil"/>
+                <w:bottom w:space="0" w:sz="0" w:val="nil"/>
+                <w:right w:space="0" w:sz="0" w:val="nil"/>
+                <w:between w:space="0" w:sz="0" w:val="nil"/>
+              </w:pBdr>
+              <w:shd w:fill="auto" w:val="clear"/>
+              <w:spacing w:after="0" w:before="0" w:line="240" w:lineRule="auto"/>
+              <w:ind w:left="0" w:right="0" w:firstLine="0"/>
+              <w:jc w:val="left"/>
+              <w:rPr/>
+            </w:pPr>
+            <w:r>
+              <w:rPr>
+                <w:rtl w:val="0"/>
+              </w:rPr>
+              <w:t xml:space="preserve">TBD</w:t>
+            </w:r>
+          </w:p>
+        </w:tc>
+        <w:tc>
+          <w:tcPr>
+            <w:shd w:fill="auto" w:val="clear"/>
+            <w:tcMar>
+              <w:top w:w="100.0" w:type="dxa"/>
+              <w:left w:w="100.0" w:type="dxa"/>
+              <w:bottom w:w="100.0" w:type="dxa"/>
+              <w:right w:w="100.0" w:type="dxa"/>
+            </w:tcMar>
+            <w:vAlign w:val="top"/>
+          </w:tcPr>
+          <w:p>
+            <w:pPr>
+              <w:keepNext w:val="0"/>
+              <w:keepLines w:val="0"/>
+              <w:pageBreakBefore w:val="0"/>
+              <w:widowControl w:val="0"/>
+              <w:pBdr>
+                <w:top w:space="0" w:sz="0" w:val="nil"/>
+                <w:left w:space="0" w:sz="0" w:val="nil"/>
+                <w:bottom w:space="0" w:sz="0" w:val="nil"/>
+                <w:right w:space="0" w:sz="0" w:val="nil"/>
+                <w:between w:space="0" w:sz="0" w:val="nil"/>
+              </w:pBdr>
+              <w:shd w:fill="auto" w:val="clear"/>
+              <w:spacing w:after="0" w:before="0" w:line="240" w:lineRule="auto"/>
+              <w:ind w:left="0" w:right="0" w:firstLine="0"/>
+              <w:jc w:val="left"/>
+              <w:rPr/>
+            </w:pPr>
+            <w:r>
+              <w:rPr>
+                <w:rtl w:val="0"/>
+              </w:rPr>
+              <w:t xml:space="preserve">입력</w:t>
+            </w:r>
+          </w:p>
+          <w:p>
+            <w:pPr>
+              <w:keepNext w:val="0"/>
+              <w:keepLines w:val="0"/>
+              <w:pageBreakBefore w:val="0"/>
+              <w:widowControl w:val="0"/>
+              <w:pBdr>
+                <w:top w:space="0" w:sz="0" w:val="nil"/>
+                <w:left w:space="0" w:sz="0" w:val="nil"/>
+                <w:bottom w:space="0" w:sz="0" w:val="nil"/>
+                <w:right w:space="0" w:sz="0" w:val="nil"/>
+                <w:between w:space="0" w:sz="0" w:val="nil"/>
+              </w:pBdr>
+              <w:shd w:fill="auto" w:val="clear"/>
+              <w:spacing w:after="0" w:before="0" w:line="240" w:lineRule="auto"/>
+              <w:ind w:left="0" w:right="0" w:firstLine="0"/>
+              <w:jc w:val="left"/>
+              <w:rPr/>
+            </w:pPr>
+            <w:r>
+              <w:rPr>
+                <w:rtl w:val="0"/>
+              </w:rPr>
+              <w:t xml:space="preserve">(Enter)</w:t>
+            </w:r>
+          </w:p>
+        </w:tc>
+      </w:tr>
+      <w:tr>
+        <w:trPr>
+          <w:cantSplit w:val="0"/>
+          <w:tblHeader w:val="0"/>
+        </w:trPr>
+        <w:tc>
+          <w:tcPr>
+            <w:shd w:fill="auto" w:val="clear"/>
+            <w:tcMar>
+              <w:top w:w="100.0" w:type="dxa"/>
+              <w:left w:w="100.0" w:type="dxa"/>
+              <w:bottom w:w="100.0" w:type="dxa"/>
+              <w:right w:w="100.0" w:type="dxa"/>
+            </w:tcMar>
+            <w:vAlign w:val="top"/>
+          </w:tcPr>
+          <w:p>
+            <w:pPr>
+              <w:keepNext w:val="0"/>
+              <w:keepLines w:val="0"/>
+              <w:pageBreakBefore w:val="0"/>
+              <w:widowControl w:val="0"/>
+              <w:pBdr>
+                <w:top w:space="0" w:sz="0" w:val="nil"/>
+                <w:left w:space="0" w:sz="0" w:val="nil"/>
+                <w:bottom w:space="0" w:sz="0" w:val="nil"/>
+                <w:right w:space="0" w:sz="0" w:val="nil"/>
+                <w:between w:space="0" w:sz="0" w:val="nil"/>
+              </w:pBdr>
+              <w:shd w:fill="auto" w:val="clear"/>
+              <w:spacing w:after="0" w:before="0" w:line="240" w:lineRule="auto"/>
+              <w:ind w:left="0" w:right="0" w:firstLine="0"/>
+              <w:jc w:val="left"/>
+              <w:rPr/>
+            </w:pPr>
+            <w:r>
+              <w:rPr>
+                <w:rtl w:val="0"/>
+              </w:rPr>
+              <w:t xml:space="preserve">운영·마케팅</w:t>
+            </w:r>
+          </w:p>
+          <w:p>
+            <w:pPr>
+              <w:keepNext w:val="0"/>
+              <w:keepLines w:val="0"/>
+              <w:pageBreakBefore w:val="0"/>
+              <w:widowControl w:val="0"/>
+              <w:pBdr>
+                <w:top w:space="0" w:sz="0" w:val="nil"/>
+                <w:left w:space="0" w:sz="0" w:val="nil"/>
+                <w:bottom w:space="0" w:sz="0" w:val="nil"/>
+                <w:right w:space="0" w:sz="0" w:val="nil"/>
+                <w:between w:space="0" w:sz="0" w:val="nil"/>
+              </w:pBdr>
+              <w:shd w:fill="auto" w:val="clear"/>
+              <w:spacing w:after="0" w:before="0" w:line="240" w:lineRule="auto"/>
+              <w:ind w:left="0" w:right="0" w:firstLine="0"/>
+              <w:jc w:val="left"/>
+              <w:rPr/>
+            </w:pPr>
+            <w:r>
+              <w:rPr>
+                <w:rtl w:val="0"/>
+              </w:rPr>
+              <w:t xml:space="preserve">(Operations &amp; Marketing)</w:t>
+            </w:r>
+          </w:p>
+        </w:tc>
+        <w:tc>
+          <w:tcPr>
+            <w:shd w:fill="auto" w:val="clear"/>
+            <w:tcMar>
+              <w:top w:w="100.0" w:type="dxa"/>
+              <w:left w:w="100.0" w:type="dxa"/>
+              <w:bottom w:w="100.0" w:type="dxa"/>
+              <w:right w:w="100.0" w:type="dxa"/>
+            </w:tcMar>
+            <w:vAlign w:val="top"/>
+          </w:tcPr>
+          <w:p>
+            <w:pPr>
+              <w:keepNext w:val="0"/>
+              <w:keepLines w:val="0"/>
+              <w:pageBreakBefore w:val="0"/>
+              <w:widowControl w:val="0"/>
+              <w:pBdr>
+                <w:top w:space="0" w:sz="0" w:val="nil"/>
+                <w:left w:space="0" w:sz="0" w:val="nil"/>
+                <w:bottom w:space="0" w:sz="0" w:val="nil"/>
+                <w:right w:space="0" w:sz="0" w:val="nil"/>
+                <w:between w:space="0" w:sz="0" w:val="nil"/>
+              </w:pBdr>
+              <w:shd w:fill="auto" w:val="clear"/>
+              <w:spacing w:after="0" w:before="0" w:line="240" w:lineRule="auto"/>
+              <w:ind w:left="0" w:right="0" w:firstLine="0"/>
+              <w:jc w:val="left"/>
+              <w:rPr/>
+            </w:pPr>
+            <w:r>
+              <w:rPr>
+                <w:rtl w:val="0"/>
+              </w:rPr>
+              <w:t xml:space="preserve">고객지원 / 홍보 / 콘텐츠</w:t>
+            </w:r>
+          </w:p>
+          <w:p>
+            <w:pPr>
+              <w:keepNext w:val="0"/>
+              <w:keepLines w:val="0"/>
+              <w:pageBreakBefore w:val="0"/>
+              <w:widowControl w:val="0"/>
+              <w:pBdr>
+                <w:top w:space="0" w:sz="0" w:val="nil"/>
+                <w:left w:space="0" w:sz="0" w:val="nil"/>
+                <w:bottom w:space="0" w:sz="0" w:val="nil"/>
+                <w:right w:space="0" w:sz="0" w:val="nil"/>
+                <w:between w:space="0" w:sz="0" w:val="nil"/>
+              </w:pBdr>
+              <w:shd w:fill="auto" w:val="clear"/>
+              <w:spacing w:after="0" w:before="0" w:line="240" w:lineRule="auto"/>
+              <w:ind w:left="0" w:right="0" w:firstLine="0"/>
+              <w:jc w:val="left"/>
+              <w:rPr/>
+            </w:pPr>
+            <w:r>
+              <w:rPr>
+                <w:rtl w:val="0"/>
+              </w:rPr>
+              <w:t xml:space="preserve">(Support / promotion / content)</w:t>
+            </w:r>
+          </w:p>
+        </w:tc>
+        <w:tc>
+          <w:tcPr>
+            <w:shd w:fill="auto" w:val="clear"/>
+            <w:tcMar>
+              <w:top w:w="100.0" w:type="dxa"/>
+              <w:left w:w="100.0" w:type="dxa"/>
+              <w:bottom w:w="100.0" w:type="dxa"/>
+              <w:right w:w="100.0" w:type="dxa"/>
+            </w:tcMar>
+            <w:vAlign w:val="top"/>
+          </w:tcPr>
+          <w:p>
+            <w:pPr>
+              <w:keepNext w:val="0"/>
+              <w:keepLines w:val="0"/>
+              <w:pageBreakBefore w:val="0"/>
+              <w:widowControl w:val="0"/>
+              <w:pBdr>
+                <w:top w:space="0" w:sz="0" w:val="nil"/>
+                <w:left w:space="0" w:sz="0" w:val="nil"/>
+                <w:bottom w:space="0" w:sz="0" w:val="nil"/>
+                <w:right w:space="0" w:sz="0" w:val="nil"/>
+                <w:between w:space="0" w:sz="0" w:val="nil"/>
+              </w:pBdr>
+              <w:shd w:fill="auto" w:val="clear"/>
+              <w:spacing w:after="0" w:before="0" w:line="240" w:lineRule="auto"/>
+              <w:ind w:left="0" w:right="0" w:firstLine="0"/>
+              <w:jc w:val="left"/>
+              <w:rPr/>
+            </w:pPr>
+            <w:r>
+              <w:rPr>
+                <w:rtl w:val="0"/>
+              </w:rPr>
+              <w:t xml:space="preserve">TBD</w:t>
+            </w:r>
+          </w:p>
+        </w:tc>
+        <w:tc>
+          <w:tcPr>
+            <w:shd w:fill="auto" w:val="clear"/>
+            <w:tcMar>
+              <w:top w:w="100.0" w:type="dxa"/>
+              <w:left w:w="100.0" w:type="dxa"/>
+              <w:bottom w:w="100.0" w:type="dxa"/>
+              <w:right w:w="100.0" w:type="dxa"/>
+            </w:tcMar>
+            <w:vAlign w:val="top"/>
+          </w:tcPr>
+          <w:p>
+            <w:pPr>
+              <w:keepNext w:val="0"/>
+              <w:keepLines w:val="0"/>
+              <w:pageBreakBefore w:val="0"/>
+              <w:widowControl w:val="0"/>
+              <w:pBdr>
+                <w:top w:space="0" w:sz="0" w:val="nil"/>
+                <w:left w:space="0" w:sz="0" w:val="nil"/>
+                <w:bottom w:space="0" w:sz="0" w:val="nil"/>
+                <w:right w:space="0" w:sz="0" w:val="nil"/>
+                <w:between w:space="0" w:sz="0" w:val="nil"/>
+              </w:pBdr>
+              <w:shd w:fill="auto" w:val="clear"/>
+              <w:spacing w:after="0" w:before="0" w:line="240" w:lineRule="auto"/>
+              <w:ind w:left="0" w:right="0" w:firstLine="0"/>
+              <w:jc w:val="left"/>
+              <w:rPr/>
+            </w:pPr>
+            <w:r>
+              <w:rPr>
+                <w:rtl w:val="0"/>
+              </w:rPr>
+              <w:t xml:space="preserve">TBD</w:t>
+            </w:r>
+          </w:p>
+        </w:tc>
+        <w:tc>
+          <w:tcPr>
+            <w:shd w:fill="auto" w:val="clear"/>
+            <w:tcMar>
+              <w:top w:w="100.0" w:type="dxa"/>
+              <w:left w:w="100.0" w:type="dxa"/>
+              <w:bottom w:w="100.0" w:type="dxa"/>
+              <w:right w:w="100.0" w:type="dxa"/>
+            </w:tcMar>
+            <w:vAlign w:val="top"/>
+          </w:tcPr>
+          <w:p>
+            <w:pPr>
+              <w:keepNext w:val="0"/>
+              <w:keepLines w:val="0"/>
+              <w:pageBreakBefore w:val="0"/>
+              <w:widowControl w:val="0"/>
+              <w:pBdr>
+                <w:top w:space="0" w:sz="0" w:val="nil"/>
+                <w:left w:space="0" w:sz="0" w:val="nil"/>
+                <w:bottom w:space="0" w:sz="0" w:val="nil"/>
+                <w:right w:space="0" w:sz="0" w:val="nil"/>
+                <w:between w:space="0" w:sz="0" w:val="nil"/>
+              </w:pBdr>
+              <w:shd w:fill="auto" w:val="clear"/>
+              <w:spacing w:after="0" w:before="0" w:line="240" w:lineRule="auto"/>
+              <w:ind w:left="0" w:right="0" w:firstLine="0"/>
+              <w:jc w:val="left"/>
+              <w:rPr/>
+            </w:pPr>
+            <w:r>
+              <w:rPr>
+                <w:rtl w:val="0"/>
+              </w:rPr>
+              <w:t xml:space="preserve">입력</w:t>
+            </w:r>
+          </w:p>
+          <w:p>
+            <w:pPr>
+              <w:keepNext w:val="0"/>
+              <w:keepLines w:val="0"/>
+              <w:pageBreakBefore w:val="0"/>
+              <w:widowControl w:val="0"/>
+              <w:pBdr>
+                <w:top w:space="0" w:sz="0" w:val="nil"/>
+                <w:left w:space="0" w:sz="0" w:val="nil"/>
+                <w:bottom w:space="0" w:sz="0" w:val="nil"/>
+                <w:right w:space="0" w:sz="0" w:val="nil"/>
+                <w:between w:space="0" w:sz="0" w:val="nil"/>
+              </w:pBdr>
+              <w:shd w:fill="auto" w:val="clear"/>
+              <w:spacing w:after="0" w:before="0" w:line="240" w:lineRule="auto"/>
+              <w:ind w:left="0" w:right="0" w:firstLine="0"/>
+              <w:jc w:val="left"/>
+              <w:rPr/>
+            </w:pPr>
+            <w:r>
+              <w:rPr>
+                <w:rtl w:val="0"/>
+              </w:rPr>
+              <w:t xml:space="preserve">(Enter)</w:t>
+            </w:r>
+          </w:p>
+        </w:tc>
+      </w:tr>
+      <w:tr>
+        <w:trPr>
+          <w:cantSplit w:val="0"/>
+          <w:tblHeader w:val="0"/>
+        </w:trPr>
+        <w:tc>
+          <w:tcPr>
+            <w:shd w:fill="auto" w:val="clear"/>
+            <w:tcMar>
+              <w:top w:w="100.0" w:type="dxa"/>
+              <w:left w:w="100.0" w:type="dxa"/>
+              <w:bottom w:w="100.0" w:type="dxa"/>
+              <w:right w:w="100.0" w:type="dxa"/>
+            </w:tcMar>
+            <w:vAlign w:val="top"/>
+          </w:tcPr>
+          <w:p>
+            <w:pPr>
+              <w:keepNext w:val="0"/>
+              <w:keepLines w:val="0"/>
+              <w:pageBreakBefore w:val="0"/>
+              <w:widowControl w:val="0"/>
+              <w:pBdr>
+                <w:top w:space="0" w:sz="0" w:val="nil"/>
+                <w:left w:space="0" w:sz="0" w:val="nil"/>
+                <w:bottom w:space="0" w:sz="0" w:val="nil"/>
+                <w:right w:space="0" w:sz="0" w:val="nil"/>
+                <w:between w:space="0" w:sz="0" w:val="nil"/>
+              </w:pBdr>
+              <w:shd w:fill="auto" w:val="clear"/>
+              <w:spacing w:after="0" w:before="0" w:line="240" w:lineRule="auto"/>
+              <w:ind w:left="0" w:right="0" w:firstLine="0"/>
+              <w:jc w:val="left"/>
+              <w:rPr/>
+            </w:pPr>
+            <w:r>
+              <w:rPr>
+                <w:rtl w:val="0"/>
+              </w:rPr>
+              <w:t xml:space="preserve">예비비</w:t>
+            </w:r>
+          </w:p>
+          <w:p>
+            <w:pPr>
+              <w:keepNext w:val="0"/>
+              <w:keepLines w:val="0"/>
+              <w:pageBreakBefore w:val="0"/>
+              <w:widowControl w:val="0"/>
+              <w:pBdr>
+                <w:top w:space="0" w:sz="0" w:val="nil"/>
+                <w:left w:space="0" w:sz="0" w:val="nil"/>
+                <w:bottom w:space="0" w:sz="0" w:val="nil"/>
+                <w:right w:space="0" w:sz="0" w:val="nil"/>
+                <w:between w:space="0" w:sz="0" w:val="nil"/>
+              </w:pBdr>
+              <w:shd w:fill="auto" w:val="clear"/>
+              <w:spacing w:after="0" w:before="0" w:line="240" w:lineRule="auto"/>
+              <w:ind w:left="0" w:right="0" w:firstLine="0"/>
+              <w:jc w:val="left"/>
+              <w:rPr/>
+            </w:pPr>
+            <w:r>
+              <w:rPr>
+                <w:rtl w:val="0"/>
+              </w:rPr>
+              <w:t xml:space="preserve">(Contingency)</w:t>
+            </w:r>
+          </w:p>
+        </w:tc>
+        <w:tc>
+          <w:tcPr>
+            <w:shd w:fill="auto" w:val="clear"/>
+            <w:tcMar>
+              <w:top w:w="100.0" w:type="dxa"/>
+              <w:left w:w="100.0" w:type="dxa"/>
+              <w:bottom w:w="100.0" w:type="dxa"/>
+              <w:right w:w="100.0" w:type="dxa"/>
+            </w:tcMar>
+            <w:vAlign w:val="top"/>
+          </w:tcPr>
+          <w:p>
+            <w:pPr>
+              <w:keepNext w:val="0"/>
+              <w:keepLines w:val="0"/>
+              <w:pageBreakBefore w:val="0"/>
+              <w:widowControl w:val="0"/>
+              <w:pBdr>
+                <w:top w:space="0" w:sz="0" w:val="nil"/>
+                <w:left w:space="0" w:sz="0" w:val="nil"/>
+                <w:bottom w:space="0" w:sz="0" w:val="nil"/>
+                <w:right w:space="0" w:sz="0" w:val="nil"/>
+                <w:between w:space="0" w:sz="0" w:val="nil"/>
+              </w:pBdr>
+              <w:shd w:fill="auto" w:val="clear"/>
+              <w:spacing w:after="0" w:before="0" w:line="240" w:lineRule="auto"/>
+              <w:ind w:left="0" w:right="0" w:firstLine="0"/>
+              <w:jc w:val="left"/>
+              <w:rPr/>
+            </w:pPr>
+            <w:r>
+              <w:rPr>
+                <w:rtl w:val="0"/>
+              </w:rPr>
+              <w:t xml:space="preserve">예상 외 비용</w:t>
+            </w:r>
+          </w:p>
+          <w:p>
+            <w:pPr>
+              <w:keepNext w:val="0"/>
+              <w:keepLines w:val="0"/>
+              <w:pageBreakBefore w:val="0"/>
+              <w:widowControl w:val="0"/>
+              <w:pBdr>
+                <w:top w:space="0" w:sz="0" w:val="nil"/>
+                <w:left w:space="0" w:sz="0" w:val="nil"/>
+                <w:bottom w:space="0" w:sz="0" w:val="nil"/>
+                <w:right w:space="0" w:sz="0" w:val="nil"/>
+                <w:between w:space="0" w:sz="0" w:val="nil"/>
+              </w:pBdr>
+              <w:shd w:fill="auto" w:val="clear"/>
+              <w:spacing w:after="0" w:before="0" w:line="240" w:lineRule="auto"/>
+              <w:ind w:left="0" w:right="0" w:firstLine="0"/>
+              <w:jc w:val="left"/>
+              <w:rPr/>
+            </w:pPr>
+            <w:r>
+              <w:rPr>
+                <w:rtl w:val="0"/>
+              </w:rPr>
+              <w:t xml:space="preserve">(Unplanned costs)</w:t>
+            </w:r>
+          </w:p>
+        </w:tc>
+        <w:tc>
+          <w:tcPr>
+            <w:shd w:fill="auto" w:val="clear"/>
+            <w:tcMar>
+              <w:top w:w="100.0" w:type="dxa"/>
+              <w:left w:w="100.0" w:type="dxa"/>
+              <w:bottom w:w="100.0" w:type="dxa"/>
+              <w:right w:w="100.0" w:type="dxa"/>
+            </w:tcMar>
+            <w:vAlign w:val="top"/>
+          </w:tcPr>
+          <w:p>
+            <w:pPr>
+              <w:keepNext w:val="0"/>
+              <w:keepLines w:val="0"/>
+              <w:pageBreakBefore w:val="0"/>
+              <w:widowControl w:val="0"/>
+              <w:pBdr>
+                <w:top w:space="0" w:sz="0" w:val="nil"/>
+                <w:left w:space="0" w:sz="0" w:val="nil"/>
+                <w:bottom w:space="0" w:sz="0" w:val="nil"/>
+                <w:right w:space="0" w:sz="0" w:val="nil"/>
+                <w:between w:space="0" w:sz="0" w:val="nil"/>
+              </w:pBdr>
+              <w:shd w:fill="auto" w:val="clear"/>
+              <w:spacing w:after="0" w:before="0" w:line="240" w:lineRule="auto"/>
+              <w:ind w:left="0" w:right="0" w:firstLine="0"/>
+              <w:jc w:val="left"/>
+              <w:rPr/>
+            </w:pPr>
+            <w:r>
+              <w:rPr>
+                <w:rtl w:val="0"/>
+              </w:rPr>
+              <w:t xml:space="preserve">TBD</w:t>
+            </w:r>
+          </w:p>
+        </w:tc>
+        <w:tc>
+          <w:tcPr>
+            <w:shd w:fill="auto" w:val="clear"/>
+            <w:tcMar>
+              <w:top w:w="100.0" w:type="dxa"/>
+              <w:left w:w="100.0" w:type="dxa"/>
+              <w:bottom w:w="100.0" w:type="dxa"/>
+              <w:right w:w="100.0" w:type="dxa"/>
+            </w:tcMar>
+            <w:vAlign w:val="top"/>
+          </w:tcPr>
+          <w:p>
+            <w:pPr>
+              <w:keepNext w:val="0"/>
+              <w:keepLines w:val="0"/>
+              <w:pageBreakBefore w:val="0"/>
+              <w:widowControl w:val="0"/>
+              <w:pBdr>
+                <w:top w:space="0" w:sz="0" w:val="nil"/>
+                <w:left w:space="0" w:sz="0" w:val="nil"/>
+                <w:bottom w:space="0" w:sz="0" w:val="nil"/>
+                <w:right w:space="0" w:sz="0" w:val="nil"/>
+                <w:between w:space="0" w:sz="0" w:val="nil"/>
+              </w:pBdr>
+              <w:shd w:fill="auto" w:val="clear"/>
+              <w:spacing w:after="0" w:before="0" w:line="240" w:lineRule="auto"/>
+              <w:ind w:left="0" w:right="0" w:firstLine="0"/>
+              <w:jc w:val="left"/>
+              <w:rPr/>
+            </w:pPr>
+            <w:r>
+              <w:rPr>
+                <w:rtl w:val="0"/>
+              </w:rPr>
+              <w:t xml:space="preserve">TBD</w:t>
+            </w:r>
+          </w:p>
+        </w:tc>
+        <w:tc>
+          <w:tcPr>
+            <w:shd w:fill="auto" w:val="clear"/>
+            <w:tcMar>
+              <w:top w:w="100.0" w:type="dxa"/>
+              <w:left w:w="100.0" w:type="dxa"/>
+              <w:bottom w:w="100.0" w:type="dxa"/>
+              <w:right w:w="100.0" w:type="dxa"/>
+            </w:tcMar>
+            <w:vAlign w:val="top"/>
+          </w:tcPr>
+          <w:p>
+            <w:pPr>
+              <w:keepNext w:val="0"/>
+              <w:keepLines w:val="0"/>
+              <w:pageBreakBefore w:val="0"/>
+              <w:widowControl w:val="0"/>
+              <w:pBdr>
+                <w:top w:space="0" w:sz="0" w:val="nil"/>
+                <w:left w:space="0" w:sz="0" w:val="nil"/>
+                <w:bottom w:space="0" w:sz="0" w:val="nil"/>
+                <w:right w:space="0" w:sz="0" w:val="nil"/>
+                <w:between w:space="0" w:sz="0" w:val="nil"/>
+              </w:pBdr>
+              <w:shd w:fill="auto" w:val="clear"/>
+              <w:spacing w:after="0" w:before="0" w:line="240" w:lineRule="auto"/>
+              <w:ind w:left="0" w:right="0" w:firstLine="0"/>
+              <w:jc w:val="left"/>
+              <w:rPr/>
+            </w:pPr>
+            <w:r>
+              <w:rPr>
+                <w:rtl w:val="0"/>
+              </w:rPr>
+              <w:t xml:space="preserve">입력</w:t>
+            </w:r>
+          </w:p>
+          <w:p>
+            <w:pPr>
+              <w:keepNext w:val="0"/>
+              <w:keepLines w:val="0"/>
+              <w:pageBreakBefore w:val="0"/>
+              <w:widowControl w:val="0"/>
+              <w:pBdr>
+                <w:top w:space="0" w:sz="0" w:val="nil"/>
+                <w:left w:space="0" w:sz="0" w:val="nil"/>
+                <w:bottom w:space="0" w:sz="0" w:val="nil"/>
+                <w:right w:space="0" w:sz="0" w:val="nil"/>
+                <w:between w:space="0" w:sz="0" w:val="nil"/>
+              </w:pBdr>
+              <w:shd w:fill="auto" w:val="clear"/>
+              <w:spacing w:after="0" w:before="0" w:line="240" w:lineRule="auto"/>
+              <w:ind w:left="0" w:right="0" w:firstLine="0"/>
+              <w:jc w:val="left"/>
+              <w:rPr/>
+            </w:pPr>
+            <w:r>
+              <w:rPr>
+                <w:rtl w:val="0"/>
+              </w:rPr>
+              <w:t xml:space="preserve">(Enter)</w:t>
+            </w:r>
+          </w:p>
+        </w:tc>
+      </w:tr>
+    </w:tbl>
+    <w:p>
+      <w:pPr>
+        <w:keepNext w:val="0"/>
+        <w:keepLines w:val="0"/>
+        <w:pageBreakBefore w:val="0"/>
+        <w:widowControl w:val="1"/>
+        <w:pBdr>
+          <w:top w:space="0" w:sz="0" w:val="nil"/>
+          <w:left w:space="0" w:sz="0" w:val="nil"/>
+          <w:bottom w:space="0" w:sz="0" w:val="nil"/>
+          <w:right w:space="0" w:sz="0" w:val="nil"/>
+          <w:between w:space="0" w:sz="0" w:val="nil"/>
+        </w:pBdr>
+        <w:shd w:fill="auto" w:val="clear"/>
+        <w:spacing w:after="100" w:before="0" w:line="283" w:lineRule="auto"/>
+        <w:ind w:right="0"/>
+        <w:jc w:val="left"/>
+        <w:rPr/>
+      </w:pPr>
       <w:r>
         <w:rPr>
           <w:rtl w:val="0"/>
@@ -10719,6 +13324,13 @@
       </w:tblCellMar>
     </w:tblPr>
   </w:style>
+  <w:style w:type="table" w:styleId="Table17">
+    <w:basedOn w:val="TableNormal"/>
+    <w:tblPr>
+      <w:tblStyleRowBandSize w:val="1"/>
+      <w:tblStyleColBandSize w:val="1"/>
+    </w:tblPr>
+  </w:style>
 </w:styles>
 </file>
 
